--- a/templates/plananual/EPT EMPRENDIMIENTO 1° A 5°/1° PCA - EPT EMPRENDIMIENTO .docx
+++ b/templates/plananual/EPT EMPRENDIMIENTO 1° A 5°/1° PCA - EPT EMPRENDIMIENTO .docx
@@ -1797,7 +1797,7 @@
                 <w:lang w:eastAsia="es-ES"/>
               </w:rPr>
             </w:pPr>
-            <w:bookmarkStart w:id="4" w:name="_Hlk99540517"/>
+            <w:bookmarkStart w:id="2" w:name="_Hlk99540517"/>
             <w:r>
               <w:rPr>
                 <w:rFonts w:ascii="Arial Nova Cond Light" w:eastAsia="Times New Roman" w:hAnsi="Arial Nova Cond Light" w:cs="Arial"/>
@@ -2503,7 +2503,7 @@
           </w:p>
         </w:tc>
       </w:tr>
-      <w:bookmarkEnd w:id="4"/>
+      <w:bookmarkEnd w:id="2"/>
     </w:tbl>
     <w:p>
       <w:pPr>
@@ -7515,6 +7515,7 @@
                 <w:szCs w:val="20"/>
               </w:rPr>
             </w:pPr>
+            <w:bookmarkStart w:id="3" w:name="_Hlk227075175"/>
             <w:r>
               <w:rPr>
                 <w:rFonts w:ascii="Arial Nova Cond" w:hAnsi="Arial Nova Cond" w:cs="Times New Roman"/>
@@ -7791,7 +7792,6 @@
           <w:tcPr>
             <w:tcW w:w="875" w:type="dxa"/>
             <w:vMerge w:val="restart"/>
-            <w:shd w:val="clear" w:color="auto" w:fill="auto"/>
             <w:vAlign w:val="center"/>
           </w:tcPr>
           <w:p>
@@ -7902,7 +7902,6 @@
         <w:tc>
           <w:tcPr>
             <w:tcW w:w="6169" w:type="dxa"/>
-            <w:shd w:val="clear" w:color="auto" w:fill="auto"/>
             <w:vAlign w:val="center"/>
           </w:tcPr>
           <w:p>
@@ -7937,7 +7936,6 @@
         <w:tc>
           <w:tcPr>
             <w:tcW w:w="2015" w:type="dxa"/>
-            <w:shd w:val="clear" w:color="auto" w:fill="auto"/>
             <w:vAlign w:val="center"/>
           </w:tcPr>
           <w:p>
@@ -7976,7 +7974,7 @@
               <w:autoSpaceDE w:val="0"/>
               <w:autoSpaceDN w:val="0"/>
               <w:adjustRightInd w:val="0"/>
-              <w:jc w:val="center"/>
+              <w:jc w:val="both"/>
               <w:rPr>
                 <w:rFonts w:ascii="Arial Nova Cond" w:hAnsi="Arial Nova Cond" w:cs="Arial"/>
                 <w:color w:val="000000"/>
@@ -8000,7 +7998,6 @@
         <w:tc>
           <w:tcPr>
             <w:tcW w:w="1337" w:type="dxa"/>
-            <w:shd w:val="clear" w:color="auto" w:fill="auto"/>
             <w:vAlign w:val="center"/>
           </w:tcPr>
           <w:p>
@@ -8039,7 +8036,6 @@
           <w:tcPr>
             <w:tcW w:w="875" w:type="dxa"/>
             <w:vMerge/>
-            <w:shd w:val="clear" w:color="auto" w:fill="auto"/>
             <w:vAlign w:val="center"/>
           </w:tcPr>
           <w:p>
@@ -8131,7 +8127,6 @@
         <w:tc>
           <w:tcPr>
             <w:tcW w:w="6169" w:type="dxa"/>
-            <w:shd w:val="clear" w:color="auto" w:fill="auto"/>
             <w:vAlign w:val="center"/>
           </w:tcPr>
           <w:p>
@@ -8166,7 +8161,6 @@
         <w:tc>
           <w:tcPr>
             <w:tcW w:w="2015" w:type="dxa"/>
-            <w:shd w:val="clear" w:color="auto" w:fill="auto"/>
             <w:vAlign w:val="center"/>
           </w:tcPr>
           <w:p>
@@ -8205,7 +8199,7 @@
               <w:autoSpaceDE w:val="0"/>
               <w:autoSpaceDN w:val="0"/>
               <w:adjustRightInd w:val="0"/>
-              <w:jc w:val="center"/>
+              <w:jc w:val="both"/>
               <w:rPr>
                 <w:rFonts w:ascii="Arial Nova Cond" w:hAnsi="Arial Nova Cond" w:cs="Arial"/>
                 <w:color w:val="000000"/>
@@ -8229,7 +8223,6 @@
         <w:tc>
           <w:tcPr>
             <w:tcW w:w="1337" w:type="dxa"/>
-            <w:shd w:val="clear" w:color="auto" w:fill="auto"/>
             <w:vAlign w:val="center"/>
           </w:tcPr>
           <w:p>
@@ -8268,7 +8261,6 @@
           <w:tcPr>
             <w:tcW w:w="875" w:type="dxa"/>
             <w:vMerge/>
-            <w:shd w:val="clear" w:color="auto" w:fill="auto"/>
             <w:vAlign w:val="center"/>
           </w:tcPr>
           <w:p>
@@ -8360,7 +8352,6 @@
         <w:tc>
           <w:tcPr>
             <w:tcW w:w="6169" w:type="dxa"/>
-            <w:shd w:val="clear" w:color="auto" w:fill="auto"/>
             <w:vAlign w:val="center"/>
           </w:tcPr>
           <w:p>
@@ -8395,7 +8386,6 @@
         <w:tc>
           <w:tcPr>
             <w:tcW w:w="2015" w:type="dxa"/>
-            <w:shd w:val="clear" w:color="auto" w:fill="auto"/>
             <w:vAlign w:val="center"/>
           </w:tcPr>
           <w:p>
@@ -8434,7 +8424,7 @@
               <w:autoSpaceDE w:val="0"/>
               <w:autoSpaceDN w:val="0"/>
               <w:adjustRightInd w:val="0"/>
-              <w:jc w:val="center"/>
+              <w:jc w:val="both"/>
               <w:rPr>
                 <w:rFonts w:ascii="Arial Nova Cond" w:hAnsi="Arial Nova Cond" w:cs="Arial"/>
                 <w:color w:val="000000"/>
@@ -8458,7 +8448,6 @@
         <w:tc>
           <w:tcPr>
             <w:tcW w:w="1337" w:type="dxa"/>
-            <w:shd w:val="clear" w:color="auto" w:fill="auto"/>
             <w:vAlign w:val="center"/>
           </w:tcPr>
           <w:p>
@@ -8497,7 +8486,6 @@
           <w:tcPr>
             <w:tcW w:w="875" w:type="dxa"/>
             <w:vMerge w:val="restart"/>
-            <w:shd w:val="clear" w:color="auto" w:fill="auto"/>
             <w:vAlign w:val="center"/>
           </w:tcPr>
           <w:p>
@@ -8600,7 +8588,6 @@
         <w:tc>
           <w:tcPr>
             <w:tcW w:w="6169" w:type="dxa"/>
-            <w:shd w:val="clear" w:color="auto" w:fill="auto"/>
             <w:vAlign w:val="center"/>
           </w:tcPr>
           <w:p>
@@ -8636,7 +8623,6 @@
         <w:tc>
           <w:tcPr>
             <w:tcW w:w="2015" w:type="dxa"/>
-            <w:shd w:val="clear" w:color="auto" w:fill="auto"/>
             <w:vAlign w:val="center"/>
           </w:tcPr>
           <w:p>
@@ -8675,7 +8661,7 @@
               <w:autoSpaceDE w:val="0"/>
               <w:autoSpaceDN w:val="0"/>
               <w:adjustRightInd w:val="0"/>
-              <w:jc w:val="center"/>
+              <w:jc w:val="both"/>
               <w:rPr>
                 <w:rFonts w:ascii="Arial Nova Cond" w:hAnsi="Arial Nova Cond" w:cs="Arial"/>
                 <w:color w:val="000000"/>
@@ -8699,7 +8685,6 @@
         <w:tc>
           <w:tcPr>
             <w:tcW w:w="1337" w:type="dxa"/>
-            <w:shd w:val="clear" w:color="auto" w:fill="auto"/>
             <w:vAlign w:val="center"/>
           </w:tcPr>
           <w:p>
@@ -8738,7 +8723,6 @@
           <w:tcPr>
             <w:tcW w:w="875" w:type="dxa"/>
             <w:vMerge/>
-            <w:shd w:val="clear" w:color="auto" w:fill="auto"/>
             <w:vAlign w:val="center"/>
           </w:tcPr>
           <w:p>
@@ -8830,7 +8814,6 @@
         <w:tc>
           <w:tcPr>
             <w:tcW w:w="6169" w:type="dxa"/>
-            <w:shd w:val="clear" w:color="auto" w:fill="auto"/>
             <w:vAlign w:val="center"/>
           </w:tcPr>
           <w:p>
@@ -8866,7 +8849,6 @@
         <w:tc>
           <w:tcPr>
             <w:tcW w:w="2015" w:type="dxa"/>
-            <w:shd w:val="clear" w:color="auto" w:fill="auto"/>
             <w:vAlign w:val="center"/>
           </w:tcPr>
           <w:p>
@@ -8905,7 +8887,7 @@
               <w:autoSpaceDE w:val="0"/>
               <w:autoSpaceDN w:val="0"/>
               <w:adjustRightInd w:val="0"/>
-              <w:jc w:val="center"/>
+              <w:jc w:val="both"/>
               <w:rPr>
                 <w:rFonts w:ascii="Arial Nova Cond" w:hAnsi="Arial Nova Cond" w:cs="Arial"/>
                 <w:color w:val="000000"/>
@@ -8929,7 +8911,6 @@
         <w:tc>
           <w:tcPr>
             <w:tcW w:w="1337" w:type="dxa"/>
-            <w:shd w:val="clear" w:color="auto" w:fill="auto"/>
             <w:vAlign w:val="center"/>
           </w:tcPr>
           <w:p>
@@ -8968,7 +8949,6 @@
           <w:tcPr>
             <w:tcW w:w="875" w:type="dxa"/>
             <w:vMerge w:val="restart"/>
-            <w:shd w:val="clear" w:color="auto" w:fill="auto"/>
             <w:vAlign w:val="center"/>
           </w:tcPr>
           <w:p>
@@ -9072,7 +9052,6 @@
         <w:tc>
           <w:tcPr>
             <w:tcW w:w="6169" w:type="dxa"/>
-            <w:shd w:val="clear" w:color="auto" w:fill="auto"/>
             <w:vAlign w:val="center"/>
           </w:tcPr>
           <w:p>
@@ -9108,7 +9087,6 @@
         <w:tc>
           <w:tcPr>
             <w:tcW w:w="2015" w:type="dxa"/>
-            <w:shd w:val="clear" w:color="auto" w:fill="auto"/>
             <w:vAlign w:val="center"/>
           </w:tcPr>
           <w:p>
@@ -9147,7 +9125,7 @@
               <w:autoSpaceDE w:val="0"/>
               <w:autoSpaceDN w:val="0"/>
               <w:adjustRightInd w:val="0"/>
-              <w:jc w:val="center"/>
+              <w:jc w:val="both"/>
               <w:rPr>
                 <w:rFonts w:ascii="Arial Nova Cond" w:hAnsi="Arial Nova Cond" w:cs="Arial"/>
                 <w:color w:val="000000"/>
@@ -9171,7 +9149,6 @@
         <w:tc>
           <w:tcPr>
             <w:tcW w:w="1337" w:type="dxa"/>
-            <w:shd w:val="clear" w:color="auto" w:fill="auto"/>
             <w:vAlign w:val="center"/>
           </w:tcPr>
           <w:p>
@@ -9210,7 +9187,6 @@
           <w:tcPr>
             <w:tcW w:w="875" w:type="dxa"/>
             <w:vMerge/>
-            <w:shd w:val="clear" w:color="auto" w:fill="auto"/>
             <w:vAlign w:val="center"/>
           </w:tcPr>
           <w:p>
@@ -9302,7 +9278,6 @@
         <w:tc>
           <w:tcPr>
             <w:tcW w:w="6169" w:type="dxa"/>
-            <w:shd w:val="clear" w:color="auto" w:fill="auto"/>
             <w:vAlign w:val="center"/>
           </w:tcPr>
           <w:p>
@@ -9337,7 +9312,6 @@
         <w:tc>
           <w:tcPr>
             <w:tcW w:w="2015" w:type="dxa"/>
-            <w:shd w:val="clear" w:color="auto" w:fill="auto"/>
             <w:vAlign w:val="center"/>
           </w:tcPr>
           <w:p>
@@ -9376,7 +9350,7 @@
               <w:autoSpaceDE w:val="0"/>
               <w:autoSpaceDN w:val="0"/>
               <w:adjustRightInd w:val="0"/>
-              <w:jc w:val="center"/>
+              <w:jc w:val="both"/>
               <w:rPr>
                 <w:rFonts w:ascii="Arial Nova Cond" w:hAnsi="Arial Nova Cond" w:cs="Arial"/>
                 <w:color w:val="000000"/>
@@ -9400,7 +9374,6 @@
         <w:tc>
           <w:tcPr>
             <w:tcW w:w="1337" w:type="dxa"/>
-            <w:shd w:val="clear" w:color="auto" w:fill="auto"/>
             <w:vAlign w:val="center"/>
           </w:tcPr>
           <w:p>
@@ -9439,7 +9412,6 @@
           <w:tcPr>
             <w:tcW w:w="875" w:type="dxa"/>
             <w:vMerge w:val="restart"/>
-            <w:shd w:val="clear" w:color="auto" w:fill="auto"/>
             <w:vAlign w:val="center"/>
           </w:tcPr>
           <w:p>
@@ -9550,7 +9522,6 @@
         <w:tc>
           <w:tcPr>
             <w:tcW w:w="6169" w:type="dxa"/>
-            <w:shd w:val="clear" w:color="auto" w:fill="auto"/>
             <w:vAlign w:val="center"/>
           </w:tcPr>
           <w:p>
@@ -9585,7 +9556,6 @@
         <w:tc>
           <w:tcPr>
             <w:tcW w:w="2015" w:type="dxa"/>
-            <w:shd w:val="clear" w:color="auto" w:fill="auto"/>
             <w:vAlign w:val="center"/>
           </w:tcPr>
           <w:p>
@@ -9624,7 +9594,7 @@
               <w:autoSpaceDE w:val="0"/>
               <w:autoSpaceDN w:val="0"/>
               <w:adjustRightInd w:val="0"/>
-              <w:jc w:val="center"/>
+              <w:jc w:val="both"/>
               <w:rPr>
                 <w:rFonts w:ascii="Arial Nova Cond" w:hAnsi="Arial Nova Cond" w:cs="Arial"/>
                 <w:color w:val="000000"/>
@@ -9648,7 +9618,6 @@
         <w:tc>
           <w:tcPr>
             <w:tcW w:w="1337" w:type="dxa"/>
-            <w:shd w:val="clear" w:color="auto" w:fill="auto"/>
             <w:vAlign w:val="center"/>
           </w:tcPr>
           <w:p>
@@ -9687,7 +9656,6 @@
           <w:tcPr>
             <w:tcW w:w="875" w:type="dxa"/>
             <w:vMerge/>
-            <w:shd w:val="clear" w:color="auto" w:fill="auto"/>
             <w:vAlign w:val="center"/>
           </w:tcPr>
           <w:p>
@@ -9787,7 +9755,6 @@
         <w:tc>
           <w:tcPr>
             <w:tcW w:w="6169" w:type="dxa"/>
-            <w:shd w:val="clear" w:color="auto" w:fill="auto"/>
             <w:vAlign w:val="center"/>
           </w:tcPr>
           <w:p>
@@ -9823,7 +9790,6 @@
         <w:tc>
           <w:tcPr>
             <w:tcW w:w="2015" w:type="dxa"/>
-            <w:shd w:val="clear" w:color="auto" w:fill="auto"/>
             <w:vAlign w:val="center"/>
           </w:tcPr>
           <w:p>
@@ -9861,7 +9827,7 @@
               <w:autoSpaceDE w:val="0"/>
               <w:autoSpaceDN w:val="0"/>
               <w:adjustRightInd w:val="0"/>
-              <w:jc w:val="center"/>
+              <w:jc w:val="both"/>
               <w:rPr>
                 <w:rFonts w:ascii="Arial Nova Cond" w:hAnsi="Arial Nova Cond" w:cs="Arial"/>
                 <w:color w:val="000000"/>
@@ -9885,7 +9851,6 @@
         <w:tc>
           <w:tcPr>
             <w:tcW w:w="1337" w:type="dxa"/>
-            <w:shd w:val="clear" w:color="auto" w:fill="auto"/>
             <w:vAlign w:val="center"/>
           </w:tcPr>
           <w:p>
@@ -9915,6 +9880,7 @@
           </w:p>
         </w:tc>
       </w:tr>
+      <w:bookmarkEnd w:id="3"/>
     </w:tbl>
     <w:p>
       <w:pPr>
@@ -18805,7 +18771,7 @@
           <w:color w:val="000000" w:themeColor="text1"/>
         </w:rPr>
       </w:pPr>
-      <w:bookmarkStart w:id="5" w:name="_Hlk192544967"/>
+      <w:bookmarkStart w:id="4" w:name="_Hlk192544967"/>
     </w:p>
     <w:p>
       <w:pPr>
@@ -20069,7 +20035,7 @@
         </w:rPr>
         <w:t xml:space="preserve">MATERIALES </w:t>
       </w:r>
-      <w:bookmarkEnd w:id="5"/>
+      <w:bookmarkEnd w:id="4"/>
       <w:r>
         <w:rPr>
           <w:rFonts w:ascii="Arial Nova Cond Light" w:hAnsi="Arial Nova Cond Light" w:cs="Times New Roman"/>
@@ -21752,7 +21718,7 @@
                 <w:szCs w:val="20"/>
               </w:rPr>
             </w:pPr>
-            <w:bookmarkStart w:id="6" w:name="_Hlk190773444"/>
+            <w:bookmarkStart w:id="5" w:name="_Hlk190773444"/>
           </w:p>
           <w:p>
             <w:pPr>
@@ -22162,7 +22128,7 @@
           </w:p>
         </w:tc>
       </w:tr>
-      <w:bookmarkEnd w:id="6"/>
+      <w:bookmarkEnd w:id="5"/>
     </w:tbl>
     <w:p>
       <w:pPr>

--- a/templates/plananual/EPT EMPRENDIMIENTO 1° A 5°/1° PCA - EPT EMPRENDIMIENTO .docx
+++ b/templates/plananual/EPT EMPRENDIMIENTO 1° A 5°/1° PCA - EPT EMPRENDIMIENTO .docx
@@ -1,6 +1,6 @@
 
 <file path=word/document.xml><?xml version="1.0" encoding="utf-8"?>
-<w:document xmlns:wpc="http://schemas.microsoft.com/office/word/2010/wordprocessingCanvas" xmlns:cx="http://schemas.microsoft.com/office/drawing/2014/chartex" xmlns:cx1="http://schemas.microsoft.com/office/drawing/2015/9/8/chartex" xmlns:cx2="http://schemas.microsoft.com/office/drawing/2015/10/21/chartex" xmlns:cx3="http://schemas.microsoft.com/office/drawing/2016/5/9/chartex" xmlns:cx4="http://schemas.microsoft.com/office/drawing/2016/5/10/chartex" xmlns:cx5="http://schemas.microsoft.com/office/drawing/2016/5/11/chartex" xmlns:cx6="http://schemas.microsoft.com/office/drawing/2016/5/12/chartex" xmlns:cx7="http://schemas.microsoft.com/office/drawing/2016/5/13/chartex" xmlns:cx8="http://schemas.microsoft.com/office/drawing/2016/5/14/chartex" xmlns:mc="http://schemas.openxmlformats.org/markup-compatibility/2006" xmlns:aink="http://schemas.microsoft.com/office/drawing/2016/ink" xmlns:am3d="http://schemas.microsoft.com/office/drawing/2017/model3d" xmlns:o="urn:schemas-microsoft-com:office:office" xmlns:oel="http://schemas.microsoft.com/office/2019/extlst" xmlns:r="http://schemas.openxmlformats.org/officeDocument/2006/relationships" xmlns:m="http://schemas.openxmlformats.org/officeDocument/2006/math" xmlns:v="urn:schemas-microsoft-com:vml" xmlns:wp14="http://schemas.microsoft.com/office/word/2010/wordprocessingDrawing" xmlns:wp="http://schemas.openxmlformats.org/drawingml/2006/wordprocessingDrawing" xmlns:w10="urn:schemas-microsoft-com:office:word" xmlns:w="http://schemas.openxmlformats.org/wordprocessingml/2006/main" xmlns:w14="http://schemas.microsoft.com/office/word/2010/wordml" xmlns:w15="http://schemas.microsoft.com/office/word/2012/wordml" xmlns:w16cex="http://schemas.microsoft.com/office/word/2018/wordml/cex" xmlns:w16cid="http://schemas.microsoft.com/office/word/2016/wordml/cid" xmlns:w16="http://schemas.microsoft.com/office/word/2018/wordml" xmlns:w16du="http://schemas.microsoft.com/office/word/2023/wordml/word16du" xmlns:w16sdtdh="http://schemas.microsoft.com/office/word/2020/wordml/sdtdatahash" xmlns:w16se="http://schemas.microsoft.com/office/word/2015/wordml/symex" xmlns:wpg="http://schemas.microsoft.com/office/word/2010/wordprocessingGroup" xmlns:wpi="http://schemas.microsoft.com/office/word/2010/wordprocessingInk" xmlns:wne="http://schemas.microsoft.com/office/word/2006/wordml" xmlns:wps="http://schemas.microsoft.com/office/word/2010/wordprocessingShape" mc:Ignorable="w14 w15 w16se w16cid w16 w16cex w16sdtdh w16du wp14">
+<w:document xmlns:wpc="http://schemas.microsoft.com/office/word/2010/wordprocessingCanvas" xmlns:cx="http://schemas.microsoft.com/office/drawing/2014/chartex" xmlns:cx1="http://schemas.microsoft.com/office/drawing/2015/9/8/chartex" xmlns:cx2="http://schemas.microsoft.com/office/drawing/2015/10/21/chartex" xmlns:cx3="http://schemas.microsoft.com/office/drawing/2016/5/9/chartex" xmlns:cx4="http://schemas.microsoft.com/office/drawing/2016/5/10/chartex" xmlns:cx5="http://schemas.microsoft.com/office/drawing/2016/5/11/chartex" xmlns:cx6="http://schemas.microsoft.com/office/drawing/2016/5/12/chartex" xmlns:cx7="http://schemas.microsoft.com/office/drawing/2016/5/13/chartex" xmlns:cx8="http://schemas.microsoft.com/office/drawing/2016/5/14/chartex" xmlns:mc="http://schemas.openxmlformats.org/markup-compatibility/2006" xmlns:aink="http://schemas.microsoft.com/office/drawing/2016/ink" xmlns:am3d="http://schemas.microsoft.com/office/drawing/2017/model3d" xmlns:o="urn:schemas-microsoft-com:office:office" xmlns:oel="http://schemas.microsoft.com/office/2019/extlst" xmlns:r="http://schemas.openxmlformats.org/officeDocument/2006/relationships" xmlns:m="http://schemas.openxmlformats.org/officeDocument/2006/math" xmlns:v="urn:schemas-microsoft-com:vml" xmlns:wp14="http://schemas.microsoft.com/office/word/2010/wordprocessingDrawing" xmlns:wp="http://schemas.openxmlformats.org/drawingml/2006/wordprocessingDrawing" xmlns:w10="urn:schemas-microsoft-com:office:word" xmlns:w="http://schemas.openxmlformats.org/wordprocessingml/2006/main" xmlns:w14="http://schemas.microsoft.com/office/word/2010/wordml" xmlns:w15="http://schemas.microsoft.com/office/word/2012/wordml" xmlns:w16cex="http://schemas.microsoft.com/office/word/2018/wordml/cex" xmlns:w16cid="http://schemas.microsoft.com/office/word/2016/wordml/cid" xmlns:w16="http://schemas.microsoft.com/office/word/2018/wordml" xmlns:w16du="http://schemas.microsoft.com/office/word/2023/wordml/word16du" xmlns:w16sdtdh="http://schemas.microsoft.com/office/word/2020/wordml/sdtdatahash" xmlns:w16sdtfl="http://schemas.microsoft.com/office/word/2024/wordml/sdtformatlock" xmlns:w16se="http://schemas.microsoft.com/office/word/2015/wordml/symex" xmlns:wpg="http://schemas.microsoft.com/office/word/2010/wordprocessingGroup" xmlns:wpi="http://schemas.microsoft.com/office/word/2010/wordprocessingInk" xmlns:wne="http://schemas.microsoft.com/office/word/2006/wordml" xmlns:wps="http://schemas.microsoft.com/office/word/2010/wordprocessingShape" mc:Ignorable="w14 w15 w16se w16cid w16 w16cex w16sdtdh w16sdtfl w16du wp14">
   <w:body>
     <w:p>
       <w:pPr>
@@ -230,31 +230,7 @@
                                   <w:sz w:val="32"/>
                                   <w:szCs w:val="32"/>
                                 </w:rPr>
-                                <w:t>{{</w:t>
-                              </w:r>
-                              <w:proofErr w:type="spellStart"/>
-                              <w:r>
-                                <w:rPr>
-                                  <w:rFonts w:ascii="Arial Nova Cond" w:hAnsi="Arial Nova Cond" w:cs="Times New Roman"/>
-                                  <w:b/>
-                                  <w:bCs/>
-                                  <w:color w:val="FFFFFF" w:themeColor="background1"/>
-                                  <w:sz w:val="32"/>
-                                  <w:szCs w:val="32"/>
-                                </w:rPr>
-                                <w:t>anio</w:t>
-                              </w:r>
-                              <w:proofErr w:type="spellEnd"/>
-                              <w:r>
-                                <w:rPr>
-                                  <w:rFonts w:ascii="Arial Nova Cond" w:hAnsi="Arial Nova Cond" w:cs="Times New Roman"/>
-                                  <w:b/>
-                                  <w:bCs/>
-                                  <w:color w:val="FFFFFF" w:themeColor="background1"/>
-                                  <w:sz w:val="32"/>
-                                  <w:szCs w:val="32"/>
-                                </w:rPr>
-                                <w:t>}}</w:t>
+                                <w:t>{{anio}}</w:t>
                               </w:r>
                             </w:p>
                           </w:txbxContent>
@@ -580,89 +556,53 @@
                 <w:sz w:val="20"/>
                 <w:szCs w:val="20"/>
               </w:rPr>
-              <w:t>{{</w:t>
-            </w:r>
-            <w:proofErr w:type="spellStart"/>
+              <w:t>{{dre}}</w:t>
+            </w:r>
+          </w:p>
+        </w:tc>
+        <w:tc>
+          <w:tcPr>
+            <w:tcW w:w="5387" w:type="dxa"/>
+            <w:vAlign w:val="center"/>
+          </w:tcPr>
+          <w:p>
+            <w:pPr>
+              <w:spacing w:line="276" w:lineRule="auto"/>
+              <w:jc w:val="center"/>
+              <w:rPr>
+                <w:rFonts w:ascii="Arial Nova Cond Light" w:hAnsi="Arial Nova Cond Light" w:cs="Times New Roman"/>
+              </w:rPr>
+            </w:pPr>
             <w:r>
               <w:rPr>
                 <w:rFonts w:ascii="Arial Nova Cond" w:hAnsi="Arial Nova Cond" w:cs="Times New Roman"/>
                 <w:sz w:val="20"/>
                 <w:szCs w:val="20"/>
               </w:rPr>
-              <w:t>dre</w:t>
-            </w:r>
-            <w:proofErr w:type="spellEnd"/>
+              <w:t>{{director}}</w:t>
+            </w:r>
+          </w:p>
+        </w:tc>
+        <w:tc>
+          <w:tcPr>
+            <w:tcW w:w="4819" w:type="dxa"/>
+            <w:vAlign w:val="center"/>
+          </w:tcPr>
+          <w:p>
+            <w:pPr>
+              <w:spacing w:line="276" w:lineRule="auto"/>
+              <w:jc w:val="center"/>
+              <w:rPr>
+                <w:rFonts w:ascii="Arial Nova Cond Light" w:hAnsi="Arial Nova Cond Light" w:cs="Times New Roman"/>
+              </w:rPr>
+            </w:pPr>
             <w:r>
               <w:rPr>
                 <w:rFonts w:ascii="Arial Nova Cond" w:hAnsi="Arial Nova Cond" w:cs="Times New Roman"/>
                 <w:sz w:val="20"/>
                 <w:szCs w:val="20"/>
               </w:rPr>
-              <w:t>}}</w:t>
-            </w:r>
-          </w:p>
-        </w:tc>
-        <w:tc>
-          <w:tcPr>
-            <w:tcW w:w="5387" w:type="dxa"/>
-            <w:vAlign w:val="center"/>
-          </w:tcPr>
-          <w:p>
-            <w:pPr>
-              <w:spacing w:line="276" w:lineRule="auto"/>
-              <w:jc w:val="center"/>
-              <w:rPr>
-                <w:rFonts w:ascii="Arial Nova Cond Light" w:hAnsi="Arial Nova Cond Light" w:cs="Times New Roman"/>
-              </w:rPr>
-            </w:pPr>
-            <w:r>
-              <w:rPr>
-                <w:rFonts w:ascii="Arial Nova Cond" w:hAnsi="Arial Nova Cond" w:cs="Times New Roman"/>
-                <w:sz w:val="20"/>
-                <w:szCs w:val="20"/>
-              </w:rPr>
-              <w:t>{{director}}</w:t>
-            </w:r>
-          </w:p>
-        </w:tc>
-        <w:tc>
-          <w:tcPr>
-            <w:tcW w:w="4819" w:type="dxa"/>
-            <w:vAlign w:val="center"/>
-          </w:tcPr>
-          <w:p>
-            <w:pPr>
-              <w:spacing w:line="276" w:lineRule="auto"/>
-              <w:jc w:val="center"/>
-              <w:rPr>
-                <w:rFonts w:ascii="Arial Nova Cond Light" w:hAnsi="Arial Nova Cond Light" w:cs="Times New Roman"/>
-              </w:rPr>
-            </w:pPr>
-            <w:r>
-              <w:rPr>
-                <w:rFonts w:ascii="Arial Nova Cond" w:hAnsi="Arial Nova Cond" w:cs="Times New Roman"/>
-                <w:sz w:val="20"/>
-                <w:szCs w:val="20"/>
-              </w:rPr>
-              <w:t>{{</w:t>
-            </w:r>
-            <w:proofErr w:type="spellStart"/>
-            <w:r>
-              <w:rPr>
-                <w:rFonts w:ascii="Arial Nova Cond" w:hAnsi="Arial Nova Cond" w:cs="Times New Roman"/>
-                <w:sz w:val="20"/>
-                <w:szCs w:val="20"/>
-              </w:rPr>
-              <w:t>area</w:t>
-            </w:r>
-            <w:proofErr w:type="spellEnd"/>
-            <w:r>
-              <w:rPr>
-                <w:rFonts w:ascii="Arial Nova Cond" w:hAnsi="Arial Nova Cond" w:cs="Times New Roman"/>
-                <w:sz w:val="20"/>
-                <w:szCs w:val="20"/>
-              </w:rPr>
-              <w:t>}}</w:t>
+              <w:t>{{area}}</w:t>
             </w:r>
           </w:p>
         </w:tc>
@@ -779,66 +719,30 @@
                 <w:sz w:val="20"/>
                 <w:szCs w:val="20"/>
               </w:rPr>
-              <w:t>{{</w:t>
-            </w:r>
-            <w:proofErr w:type="spellStart"/>
+              <w:t>{{ugel}}</w:t>
+            </w:r>
+          </w:p>
+        </w:tc>
+        <w:tc>
+          <w:tcPr>
+            <w:tcW w:w="5387" w:type="dxa"/>
+            <w:vAlign w:val="center"/>
+          </w:tcPr>
+          <w:p>
+            <w:pPr>
+              <w:spacing w:line="276" w:lineRule="auto"/>
+              <w:jc w:val="center"/>
+              <w:rPr>
+                <w:rFonts w:ascii="Arial Nova Cond Light" w:hAnsi="Arial Nova Cond Light" w:cs="Times New Roman"/>
+              </w:rPr>
+            </w:pPr>
             <w:r>
               <w:rPr>
                 <w:rFonts w:ascii="Arial Nova Cond" w:hAnsi="Arial Nova Cond" w:cs="Times New Roman"/>
                 <w:sz w:val="20"/>
                 <w:szCs w:val="20"/>
               </w:rPr>
-              <w:t>ugel</w:t>
-            </w:r>
-            <w:proofErr w:type="spellEnd"/>
-            <w:r>
-              <w:rPr>
-                <w:rFonts w:ascii="Arial Nova Cond" w:hAnsi="Arial Nova Cond" w:cs="Times New Roman"/>
-                <w:sz w:val="20"/>
-                <w:szCs w:val="20"/>
-              </w:rPr>
-              <w:t>}}</w:t>
-            </w:r>
-          </w:p>
-        </w:tc>
-        <w:tc>
-          <w:tcPr>
-            <w:tcW w:w="5387" w:type="dxa"/>
-            <w:vAlign w:val="center"/>
-          </w:tcPr>
-          <w:p>
-            <w:pPr>
-              <w:spacing w:line="276" w:lineRule="auto"/>
-              <w:jc w:val="center"/>
-              <w:rPr>
-                <w:rFonts w:ascii="Arial Nova Cond Light" w:hAnsi="Arial Nova Cond Light" w:cs="Times New Roman"/>
-              </w:rPr>
-            </w:pPr>
-            <w:r>
-              <w:rPr>
-                <w:rFonts w:ascii="Arial Nova Cond" w:hAnsi="Arial Nova Cond" w:cs="Times New Roman"/>
-                <w:sz w:val="20"/>
-                <w:szCs w:val="20"/>
-              </w:rPr>
-              <w:t>{{</w:t>
-            </w:r>
-            <w:proofErr w:type="spellStart"/>
-            <w:r>
-              <w:rPr>
-                <w:rFonts w:ascii="Arial Nova Cond" w:hAnsi="Arial Nova Cond" w:cs="Times New Roman"/>
-                <w:sz w:val="20"/>
-                <w:szCs w:val="20"/>
-              </w:rPr>
-              <w:t>cordinador</w:t>
-            </w:r>
-            <w:proofErr w:type="spellEnd"/>
-            <w:r>
-              <w:rPr>
-                <w:rFonts w:ascii="Arial Nova Cond" w:hAnsi="Arial Nova Cond" w:cs="Times New Roman"/>
-                <w:sz w:val="20"/>
-                <w:szCs w:val="20"/>
-              </w:rPr>
-              <w:t>}}</w:t>
+              <w:t>{{cordinador}}</w:t>
             </w:r>
           </w:p>
         </w:tc>
@@ -980,25 +884,7 @@
                 <w:sz w:val="20"/>
                 <w:szCs w:val="20"/>
               </w:rPr>
-              <w:t>{{</w:t>
-            </w:r>
-            <w:proofErr w:type="spellStart"/>
-            <w:r>
-              <w:rPr>
-                <w:rFonts w:ascii="Arial Nova Cond" w:hAnsi="Arial Nova Cond" w:cs="Times New Roman"/>
-                <w:sz w:val="20"/>
-                <w:szCs w:val="20"/>
-              </w:rPr>
-              <w:t>institucioneducativa</w:t>
-            </w:r>
-            <w:proofErr w:type="spellEnd"/>
-            <w:r>
-              <w:rPr>
-                <w:rFonts w:ascii="Arial Nova Cond" w:hAnsi="Arial Nova Cond" w:cs="Times New Roman"/>
-                <w:sz w:val="20"/>
-                <w:szCs w:val="20"/>
-              </w:rPr>
-              <w:t>}}</w:t>
+              <w:t>{{institucioneducativa}}</w:t>
             </w:r>
           </w:p>
         </w:tc>
@@ -7482,13 +7368,13 @@
         <w:tblLook w:val="04A0" w:firstRow="1" w:lastRow="0" w:firstColumn="1" w:lastColumn="0" w:noHBand="0" w:noVBand="1"/>
       </w:tblPr>
       <w:tblGrid>
-        <w:gridCol w:w="875"/>
-        <w:gridCol w:w="1095"/>
-        <w:gridCol w:w="1726"/>
-        <w:gridCol w:w="6169"/>
-        <w:gridCol w:w="2015"/>
-        <w:gridCol w:w="1634"/>
-        <w:gridCol w:w="1337"/>
+        <w:gridCol w:w="818"/>
+        <w:gridCol w:w="1018"/>
+        <w:gridCol w:w="5379"/>
+        <w:gridCol w:w="1984"/>
+        <w:gridCol w:w="2693"/>
+        <w:gridCol w:w="1560"/>
+        <w:gridCol w:w="1399"/>
       </w:tblGrid>
       <w:tr>
         <w:trPr>
@@ -7497,7 +7383,7 @@
         </w:trPr>
         <w:tc>
           <w:tcPr>
-            <w:tcW w:w="875" w:type="dxa"/>
+            <w:tcW w:w="818" w:type="dxa"/>
             <w:shd w:val="clear" w:color="auto" w:fill="C1F0C7" w:themeFill="accent3" w:themeFillTint="33"/>
             <w:vAlign w:val="center"/>
           </w:tcPr>
@@ -7531,7 +7417,7 @@
         </w:tc>
         <w:tc>
           <w:tcPr>
-            <w:tcW w:w="1095" w:type="dxa"/>
+            <w:tcW w:w="1018" w:type="dxa"/>
             <w:shd w:val="clear" w:color="auto" w:fill="C1F0C7" w:themeFill="accent3" w:themeFillTint="33"/>
             <w:vAlign w:val="center"/>
           </w:tcPr>
@@ -7564,7 +7450,7 @@
         </w:tc>
         <w:tc>
           <w:tcPr>
-            <w:tcW w:w="1726" w:type="dxa"/>
+            <w:tcW w:w="5379" w:type="dxa"/>
             <w:shd w:val="clear" w:color="auto" w:fill="C1F0C7" w:themeFill="accent3" w:themeFillTint="33"/>
             <w:vAlign w:val="center"/>
           </w:tcPr>
@@ -7591,13 +7477,35 @@
                 <w:sz w:val="20"/>
                 <w:szCs w:val="20"/>
               </w:rPr>
-              <w:t>PROBLEMA / POTENCIALIDAD</w:t>
-            </w:r>
-          </w:p>
-        </w:tc>
-        <w:tc>
-          <w:tcPr>
-            <w:tcW w:w="6169" w:type="dxa"/>
+              <w:t>SITUACIÓN SIGNIF</w:t>
+            </w:r>
+            <w:r>
+              <w:rPr>
+                <w:rFonts w:ascii="Arial Nova Cond" w:hAnsi="Arial Nova Cond" w:cs="Times New Roman"/>
+                <w:b/>
+                <w:bCs/>
+                <w:color w:val="000000" w:themeColor="text1"/>
+                <w:sz w:val="20"/>
+                <w:szCs w:val="20"/>
+              </w:rPr>
+              <w:t>I</w:t>
+            </w:r>
+            <w:r>
+              <w:rPr>
+                <w:rFonts w:ascii="Arial Nova Cond" w:hAnsi="Arial Nova Cond" w:cs="Times New Roman"/>
+                <w:b/>
+                <w:bCs/>
+                <w:color w:val="000000" w:themeColor="text1"/>
+                <w:sz w:val="20"/>
+                <w:szCs w:val="20"/>
+              </w:rPr>
+              <w:t>CATIVA</w:t>
+            </w:r>
+          </w:p>
+        </w:tc>
+        <w:tc>
+          <w:tcPr>
+            <w:tcW w:w="1984" w:type="dxa"/>
             <w:shd w:val="clear" w:color="auto" w:fill="C1F0C7" w:themeFill="accent3" w:themeFillTint="33"/>
             <w:vAlign w:val="center"/>
           </w:tcPr>
@@ -7624,7 +7532,7 @@
                 <w:sz w:val="20"/>
                 <w:szCs w:val="20"/>
               </w:rPr>
-              <w:t>SITUACIÓN SIGNIF</w:t>
+              <w:t>TÍTULO DE LA UNIDAD DID</w:t>
             </w:r>
             <w:r>
               <w:rPr>
@@ -7635,7 +7543,7 @@
                 <w:sz w:val="20"/>
                 <w:szCs w:val="20"/>
               </w:rPr>
-              <w:t>I</w:t>
+              <w:t>Á</w:t>
             </w:r>
             <w:r>
               <w:rPr>
@@ -7646,13 +7554,24 @@
                 <w:sz w:val="20"/>
                 <w:szCs w:val="20"/>
               </w:rPr>
-              <w:t>CATIVA</w:t>
-            </w:r>
-          </w:p>
-        </w:tc>
-        <w:tc>
-          <w:tcPr>
-            <w:tcW w:w="2015" w:type="dxa"/>
+              <w:t>CTICA</w:t>
+            </w:r>
+            <w:r>
+              <w:rPr>
+                <w:rFonts w:ascii="Arial Nova Cond" w:hAnsi="Arial Nova Cond" w:cs="Times New Roman"/>
+                <w:b/>
+                <w:bCs/>
+                <w:color w:val="000000" w:themeColor="text1"/>
+                <w:sz w:val="20"/>
+                <w:szCs w:val="20"/>
+              </w:rPr>
+              <w:t>.</w:t>
+            </w:r>
+          </w:p>
+        </w:tc>
+        <w:tc>
+          <w:tcPr>
+            <w:tcW w:w="2693" w:type="dxa"/>
             <w:shd w:val="clear" w:color="auto" w:fill="C1F0C7" w:themeFill="accent3" w:themeFillTint="33"/>
             <w:vAlign w:val="center"/>
           </w:tcPr>
@@ -7679,46 +7598,13 @@
                 <w:sz w:val="20"/>
                 <w:szCs w:val="20"/>
               </w:rPr>
-              <w:t>TÍTULO DE LA UNIDAD DID</w:t>
-            </w:r>
-            <w:r>
-              <w:rPr>
-                <w:rFonts w:ascii="Arial Nova Cond" w:hAnsi="Arial Nova Cond" w:cs="Times New Roman"/>
-                <w:b/>
-                <w:bCs/>
-                <w:color w:val="000000" w:themeColor="text1"/>
-                <w:sz w:val="20"/>
-                <w:szCs w:val="20"/>
-              </w:rPr>
-              <w:t>Á</w:t>
-            </w:r>
-            <w:r>
-              <w:rPr>
-                <w:rFonts w:ascii="Arial Nova Cond" w:hAnsi="Arial Nova Cond" w:cs="Times New Roman"/>
-                <w:b/>
-                <w:bCs/>
-                <w:color w:val="000000" w:themeColor="text1"/>
-                <w:sz w:val="20"/>
-                <w:szCs w:val="20"/>
-              </w:rPr>
-              <w:t>CTICA</w:t>
-            </w:r>
-            <w:r>
-              <w:rPr>
-                <w:rFonts w:ascii="Arial Nova Cond" w:hAnsi="Arial Nova Cond" w:cs="Times New Roman"/>
-                <w:b/>
-                <w:bCs/>
-                <w:color w:val="000000" w:themeColor="text1"/>
-                <w:sz w:val="20"/>
-                <w:szCs w:val="20"/>
-              </w:rPr>
-              <w:t>.</w:t>
-            </w:r>
-          </w:p>
-        </w:tc>
-        <w:tc>
-          <w:tcPr>
-            <w:tcW w:w="1634" w:type="dxa"/>
+              <w:t>CAMPO TEMATICO</w:t>
+            </w:r>
+          </w:p>
+        </w:tc>
+        <w:tc>
+          <w:tcPr>
+            <w:tcW w:w="1560" w:type="dxa"/>
             <w:shd w:val="clear" w:color="auto" w:fill="C1F0C7" w:themeFill="accent3" w:themeFillTint="33"/>
             <w:vAlign w:val="center"/>
           </w:tcPr>
@@ -7751,7 +7637,7 @@
         </w:tc>
         <w:tc>
           <w:tcPr>
-            <w:tcW w:w="1337" w:type="dxa"/>
+            <w:tcW w:w="1399" w:type="dxa"/>
             <w:shd w:val="clear" w:color="auto" w:fill="C1F0C7" w:themeFill="accent3" w:themeFillTint="33"/>
             <w:vAlign w:val="center"/>
           </w:tcPr>
@@ -7790,7 +7676,7 @@
         </w:trPr>
         <w:tc>
           <w:tcPr>
-            <w:tcW w:w="875" w:type="dxa"/>
+            <w:tcW w:w="818" w:type="dxa"/>
             <w:vMerge w:val="restart"/>
             <w:vAlign w:val="center"/>
           </w:tcPr>
@@ -7829,7 +7715,7 @@
         </w:tc>
         <w:tc>
           <w:tcPr>
-            <w:tcW w:w="1095" w:type="dxa"/>
+            <w:tcW w:w="1018" w:type="dxa"/>
             <w:vAlign w:val="center"/>
           </w:tcPr>
           <w:p>
@@ -7867,7 +7753,7 @@
         </w:tc>
         <w:tc>
           <w:tcPr>
-            <w:tcW w:w="1726" w:type="dxa"/>
+            <w:tcW w:w="5379" w:type="dxa"/>
             <w:vAlign w:val="center"/>
           </w:tcPr>
           <w:p>
@@ -7895,13 +7781,144 @@
                 <w:szCs w:val="20"/>
                 <w:lang w:val="es-ES_tradnl"/>
               </w:rPr>
-              <w:t>{{problemapotencialidad0}}</w:t>
-            </w:r>
-          </w:p>
-        </w:tc>
-        <w:tc>
-          <w:tcPr>
-            <w:tcW w:w="6169" w:type="dxa"/>
+              <w:t>{{situacionsignificativa0}}</w:t>
+            </w:r>
+          </w:p>
+        </w:tc>
+        <w:tc>
+          <w:tcPr>
+            <w:tcW w:w="1984" w:type="dxa"/>
+            <w:vAlign w:val="center"/>
+          </w:tcPr>
+          <w:p>
+            <w:pPr>
+              <w:autoSpaceDE w:val="0"/>
+              <w:autoSpaceDN w:val="0"/>
+              <w:adjustRightInd w:val="0"/>
+              <w:jc w:val="center"/>
+              <w:rPr>
+                <w:rFonts w:ascii="Arial Nova Cond" w:hAnsi="Arial Nova Cond" w:cs="Arial"/>
+                <w:color w:val="000000"/>
+                <w:kern w:val="0"/>
+                <w:sz w:val="20"/>
+                <w:szCs w:val="20"/>
+              </w:rPr>
+            </w:pPr>
+            <w:r>
+              <w:rPr>
+                <w:rFonts w:ascii="Arial Nova Cond" w:hAnsi="Arial Nova Cond" w:cs="Arial"/>
+                <w:color w:val="000000"/>
+                <w:kern w:val="0"/>
+                <w:sz w:val="20"/>
+                <w:szCs w:val="20"/>
+              </w:rPr>
+              <w:t>{{titulosituacionsignificativa0}}</w:t>
+            </w:r>
+          </w:p>
+        </w:tc>
+        <w:tc>
+          <w:tcPr>
+            <w:tcW w:w="2693" w:type="dxa"/>
+            <w:vAlign w:val="center"/>
+          </w:tcPr>
+          <w:p>
+            <w:pPr>
+              <w:autoSpaceDE w:val="0"/>
+              <w:autoSpaceDN w:val="0"/>
+              <w:adjustRightInd w:val="0"/>
+              <w:jc w:val="both"/>
+              <w:rPr>
+                <w:rFonts w:ascii="Arial Nova Cond" w:hAnsi="Arial Nova Cond" w:cs="Arial"/>
+                <w:color w:val="000000"/>
+                <w:kern w:val="0"/>
+                <w:sz w:val="20"/>
+                <w:szCs w:val="20"/>
+              </w:rPr>
+            </w:pPr>
+            <w:r>
+              <w:rPr>
+                <w:rFonts w:ascii="Arial Nova Cond" w:hAnsi="Arial Nova Cond" w:cs="Arial"/>
+                <w:color w:val="000000"/>
+                <w:kern w:val="0"/>
+                <w:sz w:val="20"/>
+                <w:szCs w:val="20"/>
+              </w:rPr>
+              <w:t>{{campotematico0}}</w:t>
+            </w:r>
+          </w:p>
+        </w:tc>
+        <w:tc>
+          <w:tcPr>
+            <w:tcW w:w="1560" w:type="dxa"/>
+            <w:vAlign w:val="center"/>
+          </w:tcPr>
+          <w:p>
+            <w:pPr>
+              <w:autoSpaceDE w:val="0"/>
+              <w:autoSpaceDN w:val="0"/>
+              <w:adjustRightInd w:val="0"/>
+              <w:jc w:val="both"/>
+              <w:rPr>
+                <w:rFonts w:ascii="Arial Nova Cond" w:hAnsi="Arial Nova Cond" w:cs="Arial"/>
+                <w:color w:val="000000"/>
+                <w:kern w:val="0"/>
+                <w:sz w:val="20"/>
+                <w:szCs w:val="20"/>
+              </w:rPr>
+            </w:pPr>
+            <w:r>
+              <w:rPr>
+                <w:rFonts w:ascii="Arial Nova Cond" w:hAnsi="Arial Nova Cond" w:cs="Arial"/>
+                <w:color w:val="000000"/>
+                <w:kern w:val="0"/>
+                <w:sz w:val="20"/>
+                <w:szCs w:val="20"/>
+              </w:rPr>
+              <w:t>{{competencias0}}</w:t>
+            </w:r>
+          </w:p>
+        </w:tc>
+        <w:tc>
+          <w:tcPr>
+            <w:tcW w:w="1399" w:type="dxa"/>
+            <w:vAlign w:val="center"/>
+          </w:tcPr>
+          <w:p>
+            <w:pPr>
+              <w:autoSpaceDE w:val="0"/>
+              <w:autoSpaceDN w:val="0"/>
+              <w:adjustRightInd w:val="0"/>
+              <w:jc w:val="both"/>
+              <w:rPr>
+                <w:rFonts w:ascii="Arial Nova Cond" w:hAnsi="Arial Nova Cond" w:cs="Arial"/>
+                <w:color w:val="000000"/>
+                <w:kern w:val="0"/>
+                <w:sz w:val="20"/>
+                <w:szCs w:val="20"/>
+              </w:rPr>
+            </w:pPr>
+            <w:r>
+              <w:rPr>
+                <w:rFonts w:ascii="Arial Nova Cond" w:hAnsi="Arial Nova Cond" w:cs="Arial"/>
+                <w:color w:val="000000"/>
+                <w:kern w:val="0"/>
+                <w:sz w:val="20"/>
+                <w:szCs w:val="20"/>
+              </w:rPr>
+              <w:t>{{producto0}}</w:t>
+            </w:r>
+          </w:p>
+        </w:tc>
+      </w:tr>
+      <w:tr>
+        <w:trPr>
+          <w:trHeight w:val="756"/>
+          <w:jc w:val="center"/>
+        </w:trPr>
+        <w:tc>
+          <w:tcPr>
+            <w:tcW w:w="818" w:type="dxa"/>
+            <w:vMerge/>
             <w:vAlign w:val="center"/>
           </w:tcPr>
           <w:p>
@@ -7914,6 +7931,71 @@
               </w:tabs>
               <w:spacing w:line="276" w:lineRule="auto"/>
               <w:ind w:left="0"/>
+              <w:jc w:val="center"/>
+              <w:rPr>
+                <w:rFonts w:ascii="Arial Nova Cond" w:eastAsia="Calibri" w:hAnsi="Arial Nova Cond" w:cs="Times New Roman"/>
+                <w:b/>
+                <w:bCs/>
+                <w:sz w:val="20"/>
+                <w:szCs w:val="20"/>
+                <w:lang w:val="es-ES_tradnl"/>
+              </w:rPr>
+            </w:pPr>
+          </w:p>
+        </w:tc>
+        <w:tc>
+          <w:tcPr>
+            <w:tcW w:w="1018" w:type="dxa"/>
+            <w:vAlign w:val="center"/>
+          </w:tcPr>
+          <w:p>
+            <w:pPr>
+              <w:pStyle w:val="Prrafodelista"/>
+              <w:tabs>
+                <w:tab w:val="left" w:pos="0"/>
+                <w:tab w:val="left" w:pos="142"/>
+                <w:tab w:val="left" w:pos="284"/>
+              </w:tabs>
+              <w:spacing w:line="276" w:lineRule="auto"/>
+              <w:ind w:left="0"/>
+              <w:jc w:val="center"/>
+              <w:rPr>
+                <w:rFonts w:ascii="Arial Nova Cond" w:eastAsia="Calibri" w:hAnsi="Arial Nova Cond" w:cs="Times New Roman"/>
+                <w:b/>
+                <w:bCs/>
+                <w:sz w:val="20"/>
+                <w:szCs w:val="20"/>
+                <w:lang w:val="es-ES_tradnl"/>
+              </w:rPr>
+            </w:pPr>
+            <w:r>
+              <w:rPr>
+                <w:rFonts w:ascii="Arial Nova Cond" w:eastAsia="Calibri" w:hAnsi="Arial Nova Cond" w:cs="Times New Roman"/>
+                <w:b/>
+                <w:bCs/>
+                <w:sz w:val="20"/>
+                <w:szCs w:val="20"/>
+                <w:lang w:val="es-ES_tradnl"/>
+              </w:rPr>
+              <w:t>U 1</w:t>
+            </w:r>
+          </w:p>
+        </w:tc>
+        <w:tc>
+          <w:tcPr>
+            <w:tcW w:w="5379" w:type="dxa"/>
+            <w:vAlign w:val="center"/>
+          </w:tcPr>
+          <w:p>
+            <w:pPr>
+              <w:pStyle w:val="Prrafodelista"/>
+              <w:tabs>
+                <w:tab w:val="left" w:pos="0"/>
+                <w:tab w:val="left" w:pos="142"/>
+                <w:tab w:val="left" w:pos="284"/>
+              </w:tabs>
+              <w:spacing w:line="276" w:lineRule="auto"/>
+              <w:ind w:left="0"/>
               <w:jc w:val="both"/>
               <w:rPr>
                 <w:rFonts w:ascii="Arial Nova Cond" w:eastAsia="Calibri" w:hAnsi="Arial Nova Cond" w:cs="Times New Roman"/>
@@ -7929,13 +8011,13 @@
                 <w:szCs w:val="20"/>
                 <w:lang w:val="es-ES_tradnl"/>
               </w:rPr>
-              <w:t>{{situacionsignificativa0}}</w:t>
-            </w:r>
-          </w:p>
-        </w:tc>
-        <w:tc>
-          <w:tcPr>
-            <w:tcW w:w="2015" w:type="dxa"/>
+              <w:t>{{situacionsignificativa1}}</w:t>
+            </w:r>
+          </w:p>
+        </w:tc>
+        <w:tc>
+          <w:tcPr>
+            <w:tcW w:w="1984" w:type="dxa"/>
             <w:vAlign w:val="center"/>
           </w:tcPr>
           <w:p>
@@ -7946,7 +8028,7 @@
               <w:jc w:val="center"/>
               <w:rPr>
                 <w:rFonts w:ascii="Arial Nova Cond" w:hAnsi="Arial Nova Cond" w:cs="Arial"/>
-                <w:color w:val="000000"/>
+                <w:color w:val="000000" w:themeColor="text1"/>
                 <w:kern w:val="0"/>
                 <w:sz w:val="20"/>
                 <w:szCs w:val="20"/>
@@ -7960,13 +8042,13 @@
                 <w:sz w:val="20"/>
                 <w:szCs w:val="20"/>
               </w:rPr>
-              <w:t>{{titulosituacionsignificativa0}}</w:t>
-            </w:r>
-          </w:p>
-        </w:tc>
-        <w:tc>
-          <w:tcPr>
-            <w:tcW w:w="1634" w:type="dxa"/>
+              <w:t>{{titulosituacionsignificativa1}}</w:t>
+            </w:r>
+          </w:p>
+        </w:tc>
+        <w:tc>
+          <w:tcPr>
+            <w:tcW w:w="2693" w:type="dxa"/>
             <w:vAlign w:val="center"/>
           </w:tcPr>
           <w:p>
@@ -7991,13 +8073,13 @@
                 <w:sz w:val="20"/>
                 <w:szCs w:val="20"/>
               </w:rPr>
-              <w:t>{{competencias0}}</w:t>
-            </w:r>
-          </w:p>
-        </w:tc>
-        <w:tc>
-          <w:tcPr>
-            <w:tcW w:w="1337" w:type="dxa"/>
+              <w:t>{{campotematico1}}</w:t>
+            </w:r>
+          </w:p>
+        </w:tc>
+        <w:tc>
+          <w:tcPr>
+            <w:tcW w:w="1560" w:type="dxa"/>
             <w:vAlign w:val="center"/>
           </w:tcPr>
           <w:p>
@@ -8005,7 +8087,7 @@
               <w:autoSpaceDE w:val="0"/>
               <w:autoSpaceDN w:val="0"/>
               <w:adjustRightInd w:val="0"/>
-              <w:jc w:val="center"/>
+              <w:jc w:val="both"/>
               <w:rPr>
                 <w:rFonts w:ascii="Arial Nova Cond" w:hAnsi="Arial Nova Cond" w:cs="Arial"/>
                 <w:color w:val="000000"/>
@@ -8022,7 +8104,38 @@
                 <w:sz w:val="20"/>
                 <w:szCs w:val="20"/>
               </w:rPr>
-              <w:t>{{producto0}}</w:t>
+              <w:t>{{competencias1}}</w:t>
+            </w:r>
+          </w:p>
+        </w:tc>
+        <w:tc>
+          <w:tcPr>
+            <w:tcW w:w="1399" w:type="dxa"/>
+            <w:vAlign w:val="center"/>
+          </w:tcPr>
+          <w:p>
+            <w:pPr>
+              <w:autoSpaceDE w:val="0"/>
+              <w:autoSpaceDN w:val="0"/>
+              <w:adjustRightInd w:val="0"/>
+              <w:jc w:val="both"/>
+              <w:rPr>
+                <w:rFonts w:ascii="Arial Nova Cond" w:hAnsi="Arial Nova Cond" w:cs="Arial"/>
+                <w:color w:val="000000"/>
+                <w:kern w:val="0"/>
+                <w:sz w:val="20"/>
+                <w:szCs w:val="20"/>
+              </w:rPr>
+            </w:pPr>
+            <w:r>
+              <w:rPr>
+                <w:rFonts w:ascii="Arial Nova Cond" w:hAnsi="Arial Nova Cond" w:cs="Arial"/>
+                <w:color w:val="000000"/>
+                <w:kern w:val="0"/>
+                <w:sz w:val="20"/>
+                <w:szCs w:val="20"/>
+              </w:rPr>
+              <w:t>{{producto1}}</w:t>
             </w:r>
           </w:p>
         </w:tc>
@@ -8034,7 +8147,7 @@
         </w:trPr>
         <w:tc>
           <w:tcPr>
-            <w:tcW w:w="875" w:type="dxa"/>
+            <w:tcW w:w="818" w:type="dxa"/>
             <w:vMerge/>
             <w:vAlign w:val="center"/>
           </w:tcPr>
@@ -8062,7 +8175,7 @@
         </w:tc>
         <w:tc>
           <w:tcPr>
-            <w:tcW w:w="1095" w:type="dxa"/>
+            <w:tcW w:w="1018" w:type="dxa"/>
             <w:vAlign w:val="center"/>
           </w:tcPr>
           <w:p>
@@ -8094,39 +8207,13 @@
                 <w:szCs w:val="20"/>
                 <w:lang w:val="es-ES_tradnl"/>
               </w:rPr>
-              <w:t>U 1</w:t>
-            </w:r>
-          </w:p>
-        </w:tc>
-        <w:tc>
-          <w:tcPr>
-            <w:tcW w:w="1726" w:type="dxa"/>
-            <w:vAlign w:val="center"/>
-          </w:tcPr>
-          <w:p>
-            <w:pPr>
-              <w:pStyle w:val="NormalWeb"/>
-              <w:jc w:val="both"/>
-              <w:rPr>
-                <w:rFonts w:ascii="Arial Nova Cond" w:hAnsi="Arial Nova Cond"/>
-                <w:sz w:val="20"/>
-                <w:szCs w:val="20"/>
-              </w:rPr>
-            </w:pPr>
-            <w:r>
-              <w:rPr>
-                <w:rFonts w:ascii="Arial Nova Cond" w:eastAsia="Calibri" w:hAnsi="Arial Nova Cond"/>
-                <w:sz w:val="20"/>
-                <w:szCs w:val="20"/>
-                <w:lang w:val="es-ES_tradnl"/>
-              </w:rPr>
-              <w:t>{{problemapotencialidad1}}</w:t>
-            </w:r>
-          </w:p>
-        </w:tc>
-        <w:tc>
-          <w:tcPr>
-            <w:tcW w:w="6169" w:type="dxa"/>
+              <w:t>U 2</w:t>
+            </w:r>
+          </w:p>
+        </w:tc>
+        <w:tc>
+          <w:tcPr>
+            <w:tcW w:w="5379" w:type="dxa"/>
             <w:vAlign w:val="center"/>
           </w:tcPr>
           <w:p>
@@ -8154,13 +8241,13 @@
                 <w:szCs w:val="20"/>
                 <w:lang w:val="es-ES_tradnl"/>
               </w:rPr>
-              <w:t>{{situacionsignificativa1}}</w:t>
-            </w:r>
-          </w:p>
-        </w:tc>
-        <w:tc>
-          <w:tcPr>
-            <w:tcW w:w="2015" w:type="dxa"/>
+              <w:t>{{situacionsignificativa2}}</w:t>
+            </w:r>
+          </w:p>
+        </w:tc>
+        <w:tc>
+          <w:tcPr>
+            <w:tcW w:w="1984" w:type="dxa"/>
             <w:vAlign w:val="center"/>
           </w:tcPr>
           <w:p>
@@ -8171,7 +8258,7 @@
               <w:jc w:val="center"/>
               <w:rPr>
                 <w:rFonts w:ascii="Arial Nova Cond" w:hAnsi="Arial Nova Cond" w:cs="Arial"/>
-                <w:color w:val="000000" w:themeColor="text1"/>
+                <w:color w:val="000000"/>
                 <w:kern w:val="0"/>
                 <w:sz w:val="20"/>
                 <w:szCs w:val="20"/>
@@ -8185,13 +8272,13 @@
                 <w:sz w:val="20"/>
                 <w:szCs w:val="20"/>
               </w:rPr>
-              <w:t>{{titulosituacionsignificativa1}}</w:t>
-            </w:r>
-          </w:p>
-        </w:tc>
-        <w:tc>
-          <w:tcPr>
-            <w:tcW w:w="1634" w:type="dxa"/>
+              <w:t>{{titulosituacionsignificativa2}}</w:t>
+            </w:r>
+          </w:p>
+        </w:tc>
+        <w:tc>
+          <w:tcPr>
+            <w:tcW w:w="2693" w:type="dxa"/>
             <w:vAlign w:val="center"/>
           </w:tcPr>
           <w:p>
@@ -8216,13 +8303,13 @@
                 <w:sz w:val="20"/>
                 <w:szCs w:val="20"/>
               </w:rPr>
-              <w:t>{{competencias1}}</w:t>
-            </w:r>
-          </w:p>
-        </w:tc>
-        <w:tc>
-          <w:tcPr>
-            <w:tcW w:w="1337" w:type="dxa"/>
+              <w:t>{{campotematico2}}</w:t>
+            </w:r>
+          </w:p>
+        </w:tc>
+        <w:tc>
+          <w:tcPr>
+            <w:tcW w:w="1560" w:type="dxa"/>
             <w:vAlign w:val="center"/>
           </w:tcPr>
           <w:p>
@@ -8230,7 +8317,7 @@
               <w:autoSpaceDE w:val="0"/>
               <w:autoSpaceDN w:val="0"/>
               <w:adjustRightInd w:val="0"/>
-              <w:jc w:val="center"/>
+              <w:jc w:val="both"/>
               <w:rPr>
                 <w:rFonts w:ascii="Arial Nova Cond" w:hAnsi="Arial Nova Cond" w:cs="Arial"/>
                 <w:color w:val="000000"/>
@@ -8247,7 +8334,38 @@
                 <w:sz w:val="20"/>
                 <w:szCs w:val="20"/>
               </w:rPr>
-              <w:t>{{producto1}}</w:t>
+              <w:t>{{competencias2}}</w:t>
+            </w:r>
+          </w:p>
+        </w:tc>
+        <w:tc>
+          <w:tcPr>
+            <w:tcW w:w="1399" w:type="dxa"/>
+            <w:vAlign w:val="center"/>
+          </w:tcPr>
+          <w:p>
+            <w:pPr>
+              <w:autoSpaceDE w:val="0"/>
+              <w:autoSpaceDN w:val="0"/>
+              <w:adjustRightInd w:val="0"/>
+              <w:jc w:val="both"/>
+              <w:rPr>
+                <w:rFonts w:ascii="Arial Nova Cond" w:hAnsi="Arial Nova Cond" w:cs="Arial"/>
+                <w:color w:val="000000"/>
+                <w:kern w:val="0"/>
+                <w:sz w:val="20"/>
+                <w:szCs w:val="20"/>
+              </w:rPr>
+            </w:pPr>
+            <w:r>
+              <w:rPr>
+                <w:rFonts w:ascii="Arial Nova Cond" w:hAnsi="Arial Nova Cond" w:cs="Arial"/>
+                <w:color w:val="000000"/>
+                <w:kern w:val="0"/>
+                <w:sz w:val="20"/>
+                <w:szCs w:val="20"/>
+              </w:rPr>
+              <w:t>{{producto2}}</w:t>
             </w:r>
           </w:p>
         </w:tc>
@@ -8259,8 +8377,8 @@
         </w:trPr>
         <w:tc>
           <w:tcPr>
-            <w:tcW w:w="875" w:type="dxa"/>
-            <w:vMerge/>
+            <w:tcW w:w="818" w:type="dxa"/>
+            <w:vMerge w:val="restart"/>
             <w:vAlign w:val="center"/>
           </w:tcPr>
           <w:p>
@@ -8283,11 +8401,22 @@
                 <w:lang w:val="es-ES_tradnl"/>
               </w:rPr>
             </w:pPr>
-          </w:p>
-        </w:tc>
-        <w:tc>
-          <w:tcPr>
-            <w:tcW w:w="1095" w:type="dxa"/>
+            <w:r>
+              <w:rPr>
+                <w:rFonts w:ascii="Arial Nova Cond" w:eastAsia="Calibri" w:hAnsi="Arial Nova Cond" w:cs="Times New Roman"/>
+                <w:b/>
+                <w:bCs/>
+                <w:sz w:val="20"/>
+                <w:szCs w:val="20"/>
+                <w:lang w:val="es-ES_tradnl"/>
+              </w:rPr>
+              <w:t>II</w:t>
+            </w:r>
+          </w:p>
+        </w:tc>
+        <w:tc>
+          <w:tcPr>
+            <w:tcW w:w="1018" w:type="dxa"/>
             <w:vAlign w:val="center"/>
           </w:tcPr>
           <w:p>
@@ -8319,39 +8448,13 @@
                 <w:szCs w:val="20"/>
                 <w:lang w:val="es-ES_tradnl"/>
               </w:rPr>
-              <w:t>U 2</w:t>
-            </w:r>
-          </w:p>
-        </w:tc>
-        <w:tc>
-          <w:tcPr>
-            <w:tcW w:w="1726" w:type="dxa"/>
-            <w:vAlign w:val="center"/>
-          </w:tcPr>
-          <w:p>
-            <w:pPr>
-              <w:pStyle w:val="NormalWeb"/>
-              <w:jc w:val="both"/>
-              <w:rPr>
-                <w:rFonts w:ascii="Arial Nova Cond" w:eastAsia="Calibri" w:hAnsi="Arial Nova Cond"/>
-                <w:sz w:val="20"/>
-                <w:szCs w:val="20"/>
-              </w:rPr>
-            </w:pPr>
-            <w:r>
-              <w:rPr>
-                <w:rFonts w:ascii="Arial Nova Cond" w:eastAsia="Calibri" w:hAnsi="Arial Nova Cond"/>
-                <w:sz w:val="20"/>
-                <w:szCs w:val="20"/>
-                <w:lang w:val="es-ES_tradnl"/>
-              </w:rPr>
-              <w:t>{{problemapotencialidad2}}</w:t>
-            </w:r>
-          </w:p>
-        </w:tc>
-        <w:tc>
-          <w:tcPr>
-            <w:tcW w:w="6169" w:type="dxa"/>
+              <w:t>U 3</w:t>
+            </w:r>
+          </w:p>
+        </w:tc>
+        <w:tc>
+          <w:tcPr>
+            <w:tcW w:w="5379" w:type="dxa"/>
             <w:vAlign w:val="center"/>
           </w:tcPr>
           <w:p>
@@ -8367,6 +8470,7 @@
               <w:jc w:val="both"/>
               <w:rPr>
                 <w:rFonts w:ascii="Arial Nova Cond" w:eastAsia="Calibri" w:hAnsi="Arial Nova Cond" w:cs="Times New Roman"/>
+                <w:color w:val="000000" w:themeColor="text1"/>
                 <w:sz w:val="20"/>
                 <w:szCs w:val="20"/>
                 <w:lang w:val="es-ES_tradnl"/>
@@ -8379,13 +8483,13 @@
                 <w:szCs w:val="20"/>
                 <w:lang w:val="es-ES_tradnl"/>
               </w:rPr>
-              <w:t>{{situacionsignificativa2}}</w:t>
-            </w:r>
-          </w:p>
-        </w:tc>
-        <w:tc>
-          <w:tcPr>
-            <w:tcW w:w="2015" w:type="dxa"/>
+              <w:t>{{situacionsignificativa3}}</w:t>
+            </w:r>
+          </w:p>
+        </w:tc>
+        <w:tc>
+          <w:tcPr>
+            <w:tcW w:w="1984" w:type="dxa"/>
             <w:vAlign w:val="center"/>
           </w:tcPr>
           <w:p>
@@ -8396,7 +8500,7 @@
               <w:jc w:val="center"/>
               <w:rPr>
                 <w:rFonts w:ascii="Arial Nova Cond" w:hAnsi="Arial Nova Cond" w:cs="Arial"/>
-                <w:color w:val="000000"/>
+                <w:color w:val="215E99" w:themeColor="text2" w:themeTint="BF"/>
                 <w:kern w:val="0"/>
                 <w:sz w:val="20"/>
                 <w:szCs w:val="20"/>
@@ -8410,13 +8514,13 @@
                 <w:sz w:val="20"/>
                 <w:szCs w:val="20"/>
               </w:rPr>
-              <w:t>{{titulosituacionsignificativa2}}</w:t>
-            </w:r>
-          </w:p>
-        </w:tc>
-        <w:tc>
-          <w:tcPr>
-            <w:tcW w:w="1634" w:type="dxa"/>
+              <w:t>{{titulosituacionsignificativa3}}</w:t>
+            </w:r>
+          </w:p>
+        </w:tc>
+        <w:tc>
+          <w:tcPr>
+            <w:tcW w:w="2693" w:type="dxa"/>
             <w:vAlign w:val="center"/>
           </w:tcPr>
           <w:p>
@@ -8441,13 +8545,13 @@
                 <w:sz w:val="20"/>
                 <w:szCs w:val="20"/>
               </w:rPr>
-              <w:t>{{competencias2}}</w:t>
-            </w:r>
-          </w:p>
-        </w:tc>
-        <w:tc>
-          <w:tcPr>
-            <w:tcW w:w="1337" w:type="dxa"/>
+              <w:t>{{campotematico3}}</w:t>
+            </w:r>
+          </w:p>
+        </w:tc>
+        <w:tc>
+          <w:tcPr>
+            <w:tcW w:w="1560" w:type="dxa"/>
             <w:vAlign w:val="center"/>
           </w:tcPr>
           <w:p>
@@ -8455,7 +8559,7 @@
               <w:autoSpaceDE w:val="0"/>
               <w:autoSpaceDN w:val="0"/>
               <w:adjustRightInd w:val="0"/>
-              <w:jc w:val="center"/>
+              <w:jc w:val="both"/>
               <w:rPr>
                 <w:rFonts w:ascii="Arial Nova Cond" w:hAnsi="Arial Nova Cond" w:cs="Arial"/>
                 <w:color w:val="000000"/>
@@ -8472,7 +8576,38 @@
                 <w:sz w:val="20"/>
                 <w:szCs w:val="20"/>
               </w:rPr>
-              <w:t>{{producto2}}</w:t>
+              <w:t>{{competencias3}}</w:t>
+            </w:r>
+          </w:p>
+        </w:tc>
+        <w:tc>
+          <w:tcPr>
+            <w:tcW w:w="1399" w:type="dxa"/>
+            <w:vAlign w:val="center"/>
+          </w:tcPr>
+          <w:p>
+            <w:pPr>
+              <w:autoSpaceDE w:val="0"/>
+              <w:autoSpaceDN w:val="0"/>
+              <w:adjustRightInd w:val="0"/>
+              <w:jc w:val="both"/>
+              <w:rPr>
+                <w:rFonts w:ascii="Arial Nova Cond" w:hAnsi="Arial Nova Cond" w:cs="Arial"/>
+                <w:color w:val="000000"/>
+                <w:kern w:val="0"/>
+                <w:sz w:val="20"/>
+                <w:szCs w:val="20"/>
+              </w:rPr>
+            </w:pPr>
+            <w:r>
+              <w:rPr>
+                <w:rFonts w:ascii="Arial Nova Cond" w:hAnsi="Arial Nova Cond" w:cs="Arial"/>
+                <w:color w:val="000000"/>
+                <w:kern w:val="0"/>
+                <w:sz w:val="20"/>
+                <w:szCs w:val="20"/>
+              </w:rPr>
+              <w:t>{{producto3}}</w:t>
             </w:r>
           </w:p>
         </w:tc>
@@ -8484,8 +8619,8 @@
         </w:trPr>
         <w:tc>
           <w:tcPr>
-            <w:tcW w:w="875" w:type="dxa"/>
-            <w:vMerge w:val="restart"/>
+            <w:tcW w:w="818" w:type="dxa"/>
+            <w:vMerge/>
             <w:vAlign w:val="center"/>
           </w:tcPr>
           <w:p>
@@ -8508,22 +8643,11 @@
                 <w:lang w:val="es-ES_tradnl"/>
               </w:rPr>
             </w:pPr>
-            <w:r>
-              <w:rPr>
-                <w:rFonts w:ascii="Arial Nova Cond" w:eastAsia="Calibri" w:hAnsi="Arial Nova Cond" w:cs="Times New Roman"/>
-                <w:b/>
-                <w:bCs/>
-                <w:sz w:val="20"/>
-                <w:szCs w:val="20"/>
-                <w:lang w:val="es-ES_tradnl"/>
-              </w:rPr>
-              <w:t>II</w:t>
-            </w:r>
-          </w:p>
-        </w:tc>
-        <w:tc>
-          <w:tcPr>
-            <w:tcW w:w="1095" w:type="dxa"/>
+          </w:p>
+        </w:tc>
+        <w:tc>
+          <w:tcPr>
+            <w:tcW w:w="1018" w:type="dxa"/>
             <w:vAlign w:val="center"/>
           </w:tcPr>
           <w:p>
@@ -8555,39 +8679,13 @@
                 <w:szCs w:val="20"/>
                 <w:lang w:val="es-ES_tradnl"/>
               </w:rPr>
-              <w:t>U 3</w:t>
-            </w:r>
-          </w:p>
-        </w:tc>
-        <w:tc>
-          <w:tcPr>
-            <w:tcW w:w="1726" w:type="dxa"/>
-            <w:vAlign w:val="center"/>
-          </w:tcPr>
-          <w:p>
-            <w:pPr>
-              <w:pStyle w:val="Sinespaciado"/>
-              <w:jc w:val="both"/>
-              <w:rPr>
-                <w:rFonts w:ascii="Arial Nova Cond" w:eastAsia="Times New Roman" w:hAnsi="Arial Nova Cond" w:cs="Times New Roman"/>
-                <w:sz w:val="20"/>
-                <w:szCs w:val="20"/>
-              </w:rPr>
-            </w:pPr>
-            <w:r>
-              <w:rPr>
-                <w:rFonts w:ascii="Arial Nova Cond" w:eastAsia="Calibri" w:hAnsi="Arial Nova Cond" w:cs="Times New Roman"/>
-                <w:sz w:val="20"/>
-                <w:szCs w:val="20"/>
-                <w:lang w:val="es-ES_tradnl"/>
-              </w:rPr>
-              <w:t>{{problemapotencialidad3}}</w:t>
-            </w:r>
-          </w:p>
-        </w:tc>
-        <w:tc>
-          <w:tcPr>
-            <w:tcW w:w="6169" w:type="dxa"/>
+              <w:t>U 4</w:t>
+            </w:r>
+          </w:p>
+        </w:tc>
+        <w:tc>
+          <w:tcPr>
+            <w:tcW w:w="5379" w:type="dxa"/>
             <w:vAlign w:val="center"/>
           </w:tcPr>
           <w:p>
@@ -8616,13 +8714,13 @@
                 <w:szCs w:val="20"/>
                 <w:lang w:val="es-ES_tradnl"/>
               </w:rPr>
-              <w:t>{{situacionsignificativa3}}</w:t>
-            </w:r>
-          </w:p>
-        </w:tc>
-        <w:tc>
-          <w:tcPr>
-            <w:tcW w:w="2015" w:type="dxa"/>
+              <w:t>{{situacionsignificativa4}}</w:t>
+            </w:r>
+          </w:p>
+        </w:tc>
+        <w:tc>
+          <w:tcPr>
+            <w:tcW w:w="1984" w:type="dxa"/>
             <w:vAlign w:val="center"/>
           </w:tcPr>
           <w:p>
@@ -8633,7 +8731,7 @@
               <w:jc w:val="center"/>
               <w:rPr>
                 <w:rFonts w:ascii="Arial Nova Cond" w:hAnsi="Arial Nova Cond" w:cs="Arial"/>
-                <w:color w:val="215E99" w:themeColor="text2" w:themeTint="BF"/>
+                <w:color w:val="000000" w:themeColor="text1"/>
                 <w:kern w:val="0"/>
                 <w:sz w:val="20"/>
                 <w:szCs w:val="20"/>
@@ -8647,13 +8745,13 @@
                 <w:sz w:val="20"/>
                 <w:szCs w:val="20"/>
               </w:rPr>
-              <w:t>{{titulosituacionsignificativa3}}</w:t>
-            </w:r>
-          </w:p>
-        </w:tc>
-        <w:tc>
-          <w:tcPr>
-            <w:tcW w:w="1634" w:type="dxa"/>
+              <w:t>{{titulosituacionsignificativa4}}</w:t>
+            </w:r>
+          </w:p>
+        </w:tc>
+        <w:tc>
+          <w:tcPr>
+            <w:tcW w:w="2693" w:type="dxa"/>
             <w:vAlign w:val="center"/>
           </w:tcPr>
           <w:p>
@@ -8678,13 +8776,13 @@
                 <w:sz w:val="20"/>
                 <w:szCs w:val="20"/>
               </w:rPr>
-              <w:t>{{competencias3}}</w:t>
-            </w:r>
-          </w:p>
-        </w:tc>
-        <w:tc>
-          <w:tcPr>
-            <w:tcW w:w="1337" w:type="dxa"/>
+              <w:t>{{campotematico4}}</w:t>
+            </w:r>
+          </w:p>
+        </w:tc>
+        <w:tc>
+          <w:tcPr>
+            <w:tcW w:w="1560" w:type="dxa"/>
             <w:vAlign w:val="center"/>
           </w:tcPr>
           <w:p>
@@ -8692,7 +8790,7 @@
               <w:autoSpaceDE w:val="0"/>
               <w:autoSpaceDN w:val="0"/>
               <w:adjustRightInd w:val="0"/>
-              <w:jc w:val="center"/>
+              <w:jc w:val="both"/>
               <w:rPr>
                 <w:rFonts w:ascii="Arial Nova Cond" w:hAnsi="Arial Nova Cond" w:cs="Arial"/>
                 <w:color w:val="000000"/>
@@ -8709,7 +8807,38 @@
                 <w:sz w:val="20"/>
                 <w:szCs w:val="20"/>
               </w:rPr>
-              <w:t>{{producto3}}</w:t>
+              <w:t>{{competencias4}}</w:t>
+            </w:r>
+          </w:p>
+        </w:tc>
+        <w:tc>
+          <w:tcPr>
+            <w:tcW w:w="1399" w:type="dxa"/>
+            <w:vAlign w:val="center"/>
+          </w:tcPr>
+          <w:p>
+            <w:pPr>
+              <w:autoSpaceDE w:val="0"/>
+              <w:autoSpaceDN w:val="0"/>
+              <w:adjustRightInd w:val="0"/>
+              <w:jc w:val="both"/>
+              <w:rPr>
+                <w:rFonts w:ascii="Arial Nova Cond" w:hAnsi="Arial Nova Cond" w:cs="Arial"/>
+                <w:color w:val="000000"/>
+                <w:kern w:val="0"/>
+                <w:sz w:val="20"/>
+                <w:szCs w:val="20"/>
+              </w:rPr>
+            </w:pPr>
+            <w:r>
+              <w:rPr>
+                <w:rFonts w:ascii="Arial Nova Cond" w:hAnsi="Arial Nova Cond" w:cs="Arial"/>
+                <w:color w:val="000000"/>
+                <w:kern w:val="0"/>
+                <w:sz w:val="20"/>
+                <w:szCs w:val="20"/>
+              </w:rPr>
+              <w:t>{{producto4}}</w:t>
             </w:r>
           </w:p>
         </w:tc>
@@ -8721,8 +8850,8 @@
         </w:trPr>
         <w:tc>
           <w:tcPr>
-            <w:tcW w:w="875" w:type="dxa"/>
-            <w:vMerge/>
+            <w:tcW w:w="818" w:type="dxa"/>
+            <w:vMerge w:val="restart"/>
             <w:vAlign w:val="center"/>
           </w:tcPr>
           <w:p>
@@ -8745,11 +8874,22 @@
                 <w:lang w:val="es-ES_tradnl"/>
               </w:rPr>
             </w:pPr>
-          </w:p>
-        </w:tc>
-        <w:tc>
-          <w:tcPr>
-            <w:tcW w:w="1095" w:type="dxa"/>
+            <w:r>
+              <w:rPr>
+                <w:rFonts w:ascii="Arial Nova Cond" w:eastAsia="Calibri" w:hAnsi="Arial Nova Cond" w:cs="Times New Roman"/>
+                <w:b/>
+                <w:bCs/>
+                <w:sz w:val="20"/>
+                <w:szCs w:val="20"/>
+                <w:lang w:val="es-ES_tradnl"/>
+              </w:rPr>
+              <w:t>III</w:t>
+            </w:r>
+          </w:p>
+        </w:tc>
+        <w:tc>
+          <w:tcPr>
+            <w:tcW w:w="1018" w:type="dxa"/>
             <w:vAlign w:val="center"/>
           </w:tcPr>
           <w:p>
@@ -8781,39 +8921,13 @@
                 <w:szCs w:val="20"/>
                 <w:lang w:val="es-ES_tradnl"/>
               </w:rPr>
-              <w:t>U 4</w:t>
-            </w:r>
-          </w:p>
-        </w:tc>
-        <w:tc>
-          <w:tcPr>
-            <w:tcW w:w="1726" w:type="dxa"/>
-            <w:vAlign w:val="center"/>
-          </w:tcPr>
-          <w:p>
-            <w:pPr>
-              <w:pStyle w:val="Sinespaciado"/>
-              <w:jc w:val="both"/>
-              <w:rPr>
-                <w:rFonts w:ascii="Arial Nova Cond" w:hAnsi="Arial Nova Cond"/>
-                <w:sz w:val="20"/>
-                <w:szCs w:val="20"/>
-              </w:rPr>
-            </w:pPr>
-            <w:r>
-              <w:rPr>
-                <w:rFonts w:ascii="Arial Nova Cond" w:eastAsia="Calibri" w:hAnsi="Arial Nova Cond" w:cs="Times New Roman"/>
-                <w:sz w:val="20"/>
-                <w:szCs w:val="20"/>
-                <w:lang w:val="es-ES_tradnl"/>
-              </w:rPr>
-              <w:t>{{problemapotencialidad4}}</w:t>
-            </w:r>
-          </w:p>
-        </w:tc>
-        <w:tc>
-          <w:tcPr>
-            <w:tcW w:w="6169" w:type="dxa"/>
+              <w:t>U 5</w:t>
+            </w:r>
+          </w:p>
+        </w:tc>
+        <w:tc>
+          <w:tcPr>
+            <w:tcW w:w="5379" w:type="dxa"/>
             <w:vAlign w:val="center"/>
           </w:tcPr>
           <w:p>
@@ -8842,13 +8956,13 @@
                 <w:szCs w:val="20"/>
                 <w:lang w:val="es-ES_tradnl"/>
               </w:rPr>
-              <w:t>{{situacionsignificativa4}}</w:t>
-            </w:r>
-          </w:p>
-        </w:tc>
-        <w:tc>
-          <w:tcPr>
-            <w:tcW w:w="2015" w:type="dxa"/>
+              <w:t xml:space="preserve">{{situacionsignificativa5}} </w:t>
+            </w:r>
+          </w:p>
+        </w:tc>
+        <w:tc>
+          <w:tcPr>
+            <w:tcW w:w="1984" w:type="dxa"/>
             <w:vAlign w:val="center"/>
           </w:tcPr>
           <w:p>
@@ -8873,13 +8987,13 @@
                 <w:sz w:val="20"/>
                 <w:szCs w:val="20"/>
               </w:rPr>
-              <w:t>{{titulosituacionsignificativa4}}</w:t>
-            </w:r>
-          </w:p>
-        </w:tc>
-        <w:tc>
-          <w:tcPr>
-            <w:tcW w:w="1634" w:type="dxa"/>
+              <w:t>{{titulosituacionsignificativa5}}</w:t>
+            </w:r>
+          </w:p>
+        </w:tc>
+        <w:tc>
+          <w:tcPr>
+            <w:tcW w:w="2693" w:type="dxa"/>
             <w:vAlign w:val="center"/>
           </w:tcPr>
           <w:p>
@@ -8904,13 +9018,13 @@
                 <w:sz w:val="20"/>
                 <w:szCs w:val="20"/>
               </w:rPr>
-              <w:t>{{competencias4}}</w:t>
-            </w:r>
-          </w:p>
-        </w:tc>
-        <w:tc>
-          <w:tcPr>
-            <w:tcW w:w="1337" w:type="dxa"/>
+              <w:t>{{campotematico5}}</w:t>
+            </w:r>
+          </w:p>
+        </w:tc>
+        <w:tc>
+          <w:tcPr>
+            <w:tcW w:w="1560" w:type="dxa"/>
             <w:vAlign w:val="center"/>
           </w:tcPr>
           <w:p>
@@ -8918,7 +9032,7 @@
               <w:autoSpaceDE w:val="0"/>
               <w:autoSpaceDN w:val="0"/>
               <w:adjustRightInd w:val="0"/>
-              <w:jc w:val="center"/>
+              <w:jc w:val="both"/>
               <w:rPr>
                 <w:rFonts w:ascii="Arial Nova Cond" w:hAnsi="Arial Nova Cond" w:cs="Arial"/>
                 <w:color w:val="000000"/>
@@ -8935,7 +9049,38 @@
                 <w:sz w:val="20"/>
                 <w:szCs w:val="20"/>
               </w:rPr>
-              <w:t>{{producto4}}</w:t>
+              <w:t>{{competencias5}}</w:t>
+            </w:r>
+          </w:p>
+        </w:tc>
+        <w:tc>
+          <w:tcPr>
+            <w:tcW w:w="1399" w:type="dxa"/>
+            <w:vAlign w:val="center"/>
+          </w:tcPr>
+          <w:p>
+            <w:pPr>
+              <w:autoSpaceDE w:val="0"/>
+              <w:autoSpaceDN w:val="0"/>
+              <w:adjustRightInd w:val="0"/>
+              <w:jc w:val="both"/>
+              <w:rPr>
+                <w:rFonts w:ascii="Arial Nova Cond" w:hAnsi="Arial Nova Cond" w:cs="Arial"/>
+                <w:color w:val="000000"/>
+                <w:kern w:val="0"/>
+                <w:sz w:val="20"/>
+                <w:szCs w:val="20"/>
+              </w:rPr>
+            </w:pPr>
+            <w:r>
+              <w:rPr>
+                <w:rFonts w:ascii="Arial Nova Cond" w:hAnsi="Arial Nova Cond" w:cs="Arial"/>
+                <w:color w:val="000000"/>
+                <w:kern w:val="0"/>
+                <w:sz w:val="20"/>
+                <w:szCs w:val="20"/>
+              </w:rPr>
+              <w:t>{{producto5}}</w:t>
             </w:r>
           </w:p>
         </w:tc>
@@ -8947,8 +9092,8 @@
         </w:trPr>
         <w:tc>
           <w:tcPr>
-            <w:tcW w:w="875" w:type="dxa"/>
-            <w:vMerge w:val="restart"/>
+            <w:tcW w:w="818" w:type="dxa"/>
+            <w:vMerge/>
             <w:vAlign w:val="center"/>
           </w:tcPr>
           <w:p>
@@ -8971,22 +9116,11 @@
                 <w:lang w:val="es-ES_tradnl"/>
               </w:rPr>
             </w:pPr>
-            <w:r>
-              <w:rPr>
-                <w:rFonts w:ascii="Arial Nova Cond" w:eastAsia="Calibri" w:hAnsi="Arial Nova Cond" w:cs="Times New Roman"/>
-                <w:b/>
-                <w:bCs/>
-                <w:sz w:val="20"/>
-                <w:szCs w:val="20"/>
-                <w:lang w:val="es-ES_tradnl"/>
-              </w:rPr>
-              <w:t>III</w:t>
-            </w:r>
-          </w:p>
-        </w:tc>
-        <w:tc>
-          <w:tcPr>
-            <w:tcW w:w="1095" w:type="dxa"/>
+          </w:p>
+        </w:tc>
+        <w:tc>
+          <w:tcPr>
+            <w:tcW w:w="1018" w:type="dxa"/>
             <w:vAlign w:val="center"/>
           </w:tcPr>
           <w:p>
@@ -9018,40 +9152,13 @@
                 <w:szCs w:val="20"/>
                 <w:lang w:val="es-ES_tradnl"/>
               </w:rPr>
-              <w:t>U 5</w:t>
-            </w:r>
-          </w:p>
-        </w:tc>
-        <w:tc>
-          <w:tcPr>
-            <w:tcW w:w="1726" w:type="dxa"/>
-            <w:vAlign w:val="center"/>
-          </w:tcPr>
-          <w:p>
-            <w:pPr>
-              <w:pStyle w:val="Sinespaciado"/>
-              <w:jc w:val="both"/>
-              <w:rPr>
-                <w:rFonts w:ascii="Arial Nova Cond" w:hAnsi="Arial Nova Cond"/>
-                <w:color w:val="000000" w:themeColor="text1"/>
-                <w:sz w:val="20"/>
-                <w:szCs w:val="20"/>
-              </w:rPr>
-            </w:pPr>
-            <w:r>
-              <w:rPr>
-                <w:rFonts w:ascii="Arial Nova Cond" w:eastAsia="Calibri" w:hAnsi="Arial Nova Cond" w:cs="Times New Roman"/>
-                <w:sz w:val="20"/>
-                <w:szCs w:val="20"/>
-                <w:lang w:val="es-ES_tradnl"/>
-              </w:rPr>
-              <w:t>{{problemapotencialidad5}}</w:t>
-            </w:r>
-          </w:p>
-        </w:tc>
-        <w:tc>
-          <w:tcPr>
-            <w:tcW w:w="6169" w:type="dxa"/>
+              <w:t>U 6</w:t>
+            </w:r>
+          </w:p>
+        </w:tc>
+        <w:tc>
+          <w:tcPr>
+            <w:tcW w:w="5379" w:type="dxa"/>
             <w:vAlign w:val="center"/>
           </w:tcPr>
           <w:p>
@@ -9067,7 +9174,6 @@
               <w:jc w:val="both"/>
               <w:rPr>
                 <w:rFonts w:ascii="Arial Nova Cond" w:eastAsia="Calibri" w:hAnsi="Arial Nova Cond" w:cs="Times New Roman"/>
-                <w:color w:val="000000" w:themeColor="text1"/>
                 <w:sz w:val="20"/>
                 <w:szCs w:val="20"/>
                 <w:lang w:val="es-ES_tradnl"/>
@@ -9080,13 +9186,13 @@
                 <w:szCs w:val="20"/>
                 <w:lang w:val="es-ES_tradnl"/>
               </w:rPr>
-              <w:t>{{situacionsignificativa5}}</w:t>
-            </w:r>
-          </w:p>
-        </w:tc>
-        <w:tc>
-          <w:tcPr>
-            <w:tcW w:w="2015" w:type="dxa"/>
+              <w:t>{{situacionsignificativa6}}</w:t>
+            </w:r>
+          </w:p>
+        </w:tc>
+        <w:tc>
+          <w:tcPr>
+            <w:tcW w:w="1984" w:type="dxa"/>
             <w:vAlign w:val="center"/>
           </w:tcPr>
           <w:p>
@@ -9097,7 +9203,7 @@
               <w:jc w:val="center"/>
               <w:rPr>
                 <w:rFonts w:ascii="Arial Nova Cond" w:hAnsi="Arial Nova Cond" w:cs="Arial"/>
-                <w:color w:val="000000" w:themeColor="text1"/>
+                <w:color w:val="0070C0"/>
                 <w:kern w:val="0"/>
                 <w:sz w:val="20"/>
                 <w:szCs w:val="20"/>
@@ -9111,13 +9217,13 @@
                 <w:sz w:val="20"/>
                 <w:szCs w:val="20"/>
               </w:rPr>
-              <w:t>{{titulosituacionsignificativa5}}</w:t>
-            </w:r>
-          </w:p>
-        </w:tc>
-        <w:tc>
-          <w:tcPr>
-            <w:tcW w:w="1634" w:type="dxa"/>
+              <w:t>{{titulosituacionsignificativa6}}</w:t>
+            </w:r>
+          </w:p>
+        </w:tc>
+        <w:tc>
+          <w:tcPr>
+            <w:tcW w:w="2693" w:type="dxa"/>
             <w:vAlign w:val="center"/>
           </w:tcPr>
           <w:p>
@@ -9142,13 +9248,13 @@
                 <w:sz w:val="20"/>
                 <w:szCs w:val="20"/>
               </w:rPr>
-              <w:t>{{competencias5}}</w:t>
-            </w:r>
-          </w:p>
-        </w:tc>
-        <w:tc>
-          <w:tcPr>
-            <w:tcW w:w="1337" w:type="dxa"/>
+              <w:t>{{campotematico6}}</w:t>
+            </w:r>
+          </w:p>
+        </w:tc>
+        <w:tc>
+          <w:tcPr>
+            <w:tcW w:w="1560" w:type="dxa"/>
             <w:vAlign w:val="center"/>
           </w:tcPr>
           <w:p>
@@ -9156,7 +9262,7 @@
               <w:autoSpaceDE w:val="0"/>
               <w:autoSpaceDN w:val="0"/>
               <w:adjustRightInd w:val="0"/>
-              <w:jc w:val="center"/>
+              <w:jc w:val="both"/>
               <w:rPr>
                 <w:rFonts w:ascii="Arial Nova Cond" w:hAnsi="Arial Nova Cond" w:cs="Arial"/>
                 <w:color w:val="000000"/>
@@ -9173,7 +9279,38 @@
                 <w:sz w:val="20"/>
                 <w:szCs w:val="20"/>
               </w:rPr>
-              <w:t>{{producto5}}</w:t>
+              <w:t>{{competencias6}}</w:t>
+            </w:r>
+          </w:p>
+        </w:tc>
+        <w:tc>
+          <w:tcPr>
+            <w:tcW w:w="1399" w:type="dxa"/>
+            <w:vAlign w:val="center"/>
+          </w:tcPr>
+          <w:p>
+            <w:pPr>
+              <w:autoSpaceDE w:val="0"/>
+              <w:autoSpaceDN w:val="0"/>
+              <w:adjustRightInd w:val="0"/>
+              <w:jc w:val="both"/>
+              <w:rPr>
+                <w:rFonts w:ascii="Arial Nova Cond" w:hAnsi="Arial Nova Cond" w:cs="Arial"/>
+                <w:color w:val="000000"/>
+                <w:kern w:val="0"/>
+                <w:sz w:val="20"/>
+                <w:szCs w:val="20"/>
+              </w:rPr>
+            </w:pPr>
+            <w:r>
+              <w:rPr>
+                <w:rFonts w:ascii="Arial Nova Cond" w:hAnsi="Arial Nova Cond" w:cs="Arial"/>
+                <w:color w:val="000000"/>
+                <w:kern w:val="0"/>
+                <w:sz w:val="20"/>
+                <w:szCs w:val="20"/>
+              </w:rPr>
+              <w:t>{{producto6}}</w:t>
             </w:r>
           </w:p>
         </w:tc>
@@ -9185,8 +9322,8 @@
         </w:trPr>
         <w:tc>
           <w:tcPr>
-            <w:tcW w:w="875" w:type="dxa"/>
-            <w:vMerge/>
+            <w:tcW w:w="818" w:type="dxa"/>
+            <w:vMerge w:val="restart"/>
             <w:vAlign w:val="center"/>
           </w:tcPr>
           <w:p>
@@ -9209,11 +9346,22 @@
                 <w:lang w:val="es-ES_tradnl"/>
               </w:rPr>
             </w:pPr>
-          </w:p>
-        </w:tc>
-        <w:tc>
-          <w:tcPr>
-            <w:tcW w:w="1095" w:type="dxa"/>
+            <w:r>
+              <w:rPr>
+                <w:rFonts w:ascii="Arial Nova Cond" w:eastAsia="Calibri" w:hAnsi="Arial Nova Cond" w:cs="Times New Roman"/>
+                <w:b/>
+                <w:bCs/>
+                <w:sz w:val="20"/>
+                <w:szCs w:val="20"/>
+                <w:lang w:val="es-ES_tradnl"/>
+              </w:rPr>
+              <w:t>IV</w:t>
+            </w:r>
+          </w:p>
+        </w:tc>
+        <w:tc>
+          <w:tcPr>
+            <w:tcW w:w="1018" w:type="dxa"/>
             <w:vAlign w:val="center"/>
           </w:tcPr>
           <w:p>
@@ -9245,39 +9393,13 @@
                 <w:szCs w:val="20"/>
                 <w:lang w:val="es-ES_tradnl"/>
               </w:rPr>
-              <w:t>U 6</w:t>
-            </w:r>
-          </w:p>
-        </w:tc>
-        <w:tc>
-          <w:tcPr>
-            <w:tcW w:w="1726" w:type="dxa"/>
-            <w:vAlign w:val="center"/>
-          </w:tcPr>
-          <w:p>
-            <w:pPr>
-              <w:pStyle w:val="Sinespaciado"/>
-              <w:jc w:val="both"/>
-              <w:rPr>
-                <w:rFonts w:ascii="Arial Nova Cond" w:hAnsi="Arial Nova Cond"/>
-                <w:sz w:val="20"/>
-                <w:szCs w:val="20"/>
-              </w:rPr>
-            </w:pPr>
-            <w:r>
-              <w:rPr>
-                <w:rFonts w:ascii="Arial Nova Cond" w:eastAsia="Calibri" w:hAnsi="Arial Nova Cond" w:cs="Times New Roman"/>
-                <w:sz w:val="20"/>
-                <w:szCs w:val="20"/>
-                <w:lang w:val="es-ES_tradnl"/>
-              </w:rPr>
-              <w:t>{{problemapotencialidad6}}</w:t>
-            </w:r>
-          </w:p>
-        </w:tc>
-        <w:tc>
-          <w:tcPr>
-            <w:tcW w:w="6169" w:type="dxa"/>
+              <w:t>U 7</w:t>
+            </w:r>
+          </w:p>
+        </w:tc>
+        <w:tc>
+          <w:tcPr>
+            <w:tcW w:w="5379" w:type="dxa"/>
             <w:vAlign w:val="center"/>
           </w:tcPr>
           <w:p>
@@ -9292,26 +9414,26 @@
               <w:ind w:left="0"/>
               <w:jc w:val="both"/>
               <w:rPr>
+                <w:rFonts w:ascii="Arial Nova Cond" w:hAnsi="Arial Nova Cond"/>
+                <w:color w:val="000000" w:themeColor="text1"/>
+                <w:sz w:val="20"/>
+                <w:szCs w:val="20"/>
+              </w:rPr>
+            </w:pPr>
+            <w:r>
+              <w:rPr>
                 <w:rFonts w:ascii="Arial Nova Cond" w:eastAsia="Calibri" w:hAnsi="Arial Nova Cond" w:cs="Times New Roman"/>
                 <w:sz w:val="20"/>
                 <w:szCs w:val="20"/>
                 <w:lang w:val="es-ES_tradnl"/>
               </w:rPr>
-            </w:pPr>
-            <w:r>
-              <w:rPr>
-                <w:rFonts w:ascii="Arial Nova Cond" w:eastAsia="Calibri" w:hAnsi="Arial Nova Cond" w:cs="Times New Roman"/>
-                <w:sz w:val="20"/>
-                <w:szCs w:val="20"/>
-                <w:lang w:val="es-ES_tradnl"/>
-              </w:rPr>
-              <w:t>{{situacionsignificativa6}}</w:t>
-            </w:r>
-          </w:p>
-        </w:tc>
-        <w:tc>
-          <w:tcPr>
-            <w:tcW w:w="2015" w:type="dxa"/>
+              <w:t>{{situacionsignificativa7}}</w:t>
+            </w:r>
+          </w:p>
+        </w:tc>
+        <w:tc>
+          <w:tcPr>
+            <w:tcW w:w="1984" w:type="dxa"/>
             <w:vAlign w:val="center"/>
           </w:tcPr>
           <w:p>
@@ -9322,7 +9444,7 @@
               <w:jc w:val="center"/>
               <w:rPr>
                 <w:rFonts w:ascii="Arial Nova Cond" w:hAnsi="Arial Nova Cond" w:cs="Arial"/>
-                <w:color w:val="0070C0"/>
+                <w:color w:val="000000" w:themeColor="text1"/>
                 <w:kern w:val="0"/>
                 <w:sz w:val="20"/>
                 <w:szCs w:val="20"/>
@@ -9336,13 +9458,13 @@
                 <w:sz w:val="20"/>
                 <w:szCs w:val="20"/>
               </w:rPr>
-              <w:t>{{titulosituacionsignificativa6}}</w:t>
-            </w:r>
-          </w:p>
-        </w:tc>
-        <w:tc>
-          <w:tcPr>
-            <w:tcW w:w="1634" w:type="dxa"/>
+              <w:t>{{titulosituacionsignificativa7}}</w:t>
+            </w:r>
+          </w:p>
+        </w:tc>
+        <w:tc>
+          <w:tcPr>
+            <w:tcW w:w="2693" w:type="dxa"/>
             <w:vAlign w:val="center"/>
           </w:tcPr>
           <w:p>
@@ -9367,13 +9489,13 @@
                 <w:sz w:val="20"/>
                 <w:szCs w:val="20"/>
               </w:rPr>
-              <w:t>{{competencias6}}</w:t>
-            </w:r>
-          </w:p>
-        </w:tc>
-        <w:tc>
-          <w:tcPr>
-            <w:tcW w:w="1337" w:type="dxa"/>
+              <w:t>{{campotematico7}}</w:t>
+            </w:r>
+          </w:p>
+        </w:tc>
+        <w:tc>
+          <w:tcPr>
+            <w:tcW w:w="1560" w:type="dxa"/>
             <w:vAlign w:val="center"/>
           </w:tcPr>
           <w:p>
@@ -9381,7 +9503,7 @@
               <w:autoSpaceDE w:val="0"/>
               <w:autoSpaceDN w:val="0"/>
               <w:adjustRightInd w:val="0"/>
-              <w:jc w:val="center"/>
+              <w:jc w:val="both"/>
               <w:rPr>
                 <w:rFonts w:ascii="Arial Nova Cond" w:hAnsi="Arial Nova Cond" w:cs="Arial"/>
                 <w:color w:val="000000"/>
@@ -9398,7 +9520,38 @@
                 <w:sz w:val="20"/>
                 <w:szCs w:val="20"/>
               </w:rPr>
-              <w:t>{{producto6}}</w:t>
+              <w:t>{{competencias7}}</w:t>
+            </w:r>
+          </w:p>
+        </w:tc>
+        <w:tc>
+          <w:tcPr>
+            <w:tcW w:w="1399" w:type="dxa"/>
+            <w:vAlign w:val="center"/>
+          </w:tcPr>
+          <w:p>
+            <w:pPr>
+              <w:autoSpaceDE w:val="0"/>
+              <w:autoSpaceDN w:val="0"/>
+              <w:adjustRightInd w:val="0"/>
+              <w:jc w:val="both"/>
+              <w:rPr>
+                <w:rFonts w:ascii="Arial Nova Cond" w:hAnsi="Arial Nova Cond" w:cs="Arial"/>
+                <w:color w:val="000000"/>
+                <w:kern w:val="0"/>
+                <w:sz w:val="20"/>
+                <w:szCs w:val="20"/>
+              </w:rPr>
+            </w:pPr>
+            <w:r>
+              <w:rPr>
+                <w:rFonts w:ascii="Arial Nova Cond" w:hAnsi="Arial Nova Cond" w:cs="Arial"/>
+                <w:color w:val="000000"/>
+                <w:kern w:val="0"/>
+                <w:sz w:val="20"/>
+                <w:szCs w:val="20"/>
+              </w:rPr>
+              <w:t>{{producto7}}</w:t>
             </w:r>
           </w:p>
         </w:tc>
@@ -9410,8 +9563,8 @@
         </w:trPr>
         <w:tc>
           <w:tcPr>
-            <w:tcW w:w="875" w:type="dxa"/>
-            <w:vMerge w:val="restart"/>
+            <w:tcW w:w="818" w:type="dxa"/>
+            <w:vMerge/>
             <w:vAlign w:val="center"/>
           </w:tcPr>
           <w:p>
@@ -9434,22 +9587,11 @@
                 <w:lang w:val="es-ES_tradnl"/>
               </w:rPr>
             </w:pPr>
-            <w:r>
-              <w:rPr>
-                <w:rFonts w:ascii="Arial Nova Cond" w:eastAsia="Calibri" w:hAnsi="Arial Nova Cond" w:cs="Times New Roman"/>
-                <w:b/>
-                <w:bCs/>
-                <w:sz w:val="20"/>
-                <w:szCs w:val="20"/>
-                <w:lang w:val="es-ES_tradnl"/>
-              </w:rPr>
-              <w:t>IV</w:t>
-            </w:r>
-          </w:p>
-        </w:tc>
-        <w:tc>
-          <w:tcPr>
-            <w:tcW w:w="1095" w:type="dxa"/>
+          </w:p>
+        </w:tc>
+        <w:tc>
+          <w:tcPr>
+            <w:tcW w:w="1018" w:type="dxa"/>
             <w:vAlign w:val="center"/>
           </w:tcPr>
           <w:p>
@@ -9481,13 +9623,13 @@
                 <w:szCs w:val="20"/>
                 <w:lang w:val="es-ES_tradnl"/>
               </w:rPr>
-              <w:t>U 7</w:t>
-            </w:r>
-          </w:p>
-        </w:tc>
-        <w:tc>
-          <w:tcPr>
-            <w:tcW w:w="1726" w:type="dxa"/>
+              <w:t>U 8</w:t>
+            </w:r>
+          </w:p>
+        </w:tc>
+        <w:tc>
+          <w:tcPr>
+            <w:tcW w:w="5379" w:type="dxa"/>
             <w:vAlign w:val="center"/>
           </w:tcPr>
           <w:p>
@@ -9500,6 +9642,7 @@
               </w:tabs>
               <w:spacing w:line="276" w:lineRule="auto"/>
               <w:ind w:left="0"/>
+              <w:jc w:val="both"/>
               <w:rPr>
                 <w:rFonts w:ascii="Arial Nova Cond" w:eastAsia="Calibri" w:hAnsi="Arial Nova Cond" w:cs="Times New Roman"/>
                 <w:color w:val="000000" w:themeColor="text1"/>
@@ -9515,47 +9658,13 @@
                 <w:szCs w:val="20"/>
                 <w:lang w:val="es-ES_tradnl"/>
               </w:rPr>
-              <w:t>{{problemapotencialidad7}}</w:t>
-            </w:r>
-          </w:p>
-        </w:tc>
-        <w:tc>
-          <w:tcPr>
-            <w:tcW w:w="6169" w:type="dxa"/>
-            <w:vAlign w:val="center"/>
-          </w:tcPr>
-          <w:p>
-            <w:pPr>
-              <w:pStyle w:val="Prrafodelista"/>
-              <w:tabs>
-                <w:tab w:val="left" w:pos="0"/>
-                <w:tab w:val="left" w:pos="142"/>
-                <w:tab w:val="left" w:pos="284"/>
-              </w:tabs>
-              <w:spacing w:line="276" w:lineRule="auto"/>
-              <w:ind w:left="0"/>
-              <w:jc w:val="both"/>
-              <w:rPr>
-                <w:rFonts w:ascii="Arial Nova Cond" w:hAnsi="Arial Nova Cond"/>
-                <w:color w:val="000000" w:themeColor="text1"/>
-                <w:sz w:val="20"/>
-                <w:szCs w:val="20"/>
-              </w:rPr>
-            </w:pPr>
-            <w:r>
-              <w:rPr>
-                <w:rFonts w:ascii="Arial Nova Cond" w:eastAsia="Calibri" w:hAnsi="Arial Nova Cond" w:cs="Times New Roman"/>
-                <w:sz w:val="20"/>
-                <w:szCs w:val="20"/>
-                <w:lang w:val="es-ES_tradnl"/>
-              </w:rPr>
-              <w:t>{{situacionsignificativa7}}</w:t>
-            </w:r>
-          </w:p>
-        </w:tc>
-        <w:tc>
-          <w:tcPr>
-            <w:tcW w:w="2015" w:type="dxa"/>
+              <w:t>{{situacionsignificativa8}}</w:t>
+            </w:r>
+          </w:p>
+        </w:tc>
+        <w:tc>
+          <w:tcPr>
+            <w:tcW w:w="1984" w:type="dxa"/>
             <w:vAlign w:val="center"/>
           </w:tcPr>
           <w:p>
@@ -9565,11 +9674,10 @@
               <w:adjustRightInd w:val="0"/>
               <w:jc w:val="center"/>
               <w:rPr>
-                <w:rFonts w:ascii="Arial Nova Cond" w:hAnsi="Arial Nova Cond" w:cs="Arial"/>
-                <w:color w:val="000000" w:themeColor="text1"/>
-                <w:kern w:val="0"/>
-                <w:sz w:val="20"/>
-                <w:szCs w:val="20"/>
+                <w:rFonts w:ascii="Arial Nova Cond" w:eastAsia="Calibri" w:hAnsi="Arial Nova Cond" w:cs="Times New Roman"/>
+                <w:sz w:val="20"/>
+                <w:szCs w:val="20"/>
+                <w:lang w:val="es-ES_tradnl"/>
               </w:rPr>
             </w:pPr>
             <w:r>
@@ -9580,13 +9688,13 @@
                 <w:sz w:val="20"/>
                 <w:szCs w:val="20"/>
               </w:rPr>
-              <w:t>{{titulosituacionsignificativa7}}</w:t>
-            </w:r>
-          </w:p>
-        </w:tc>
-        <w:tc>
-          <w:tcPr>
-            <w:tcW w:w="1634" w:type="dxa"/>
+              <w:t>{{titulosituacionsignificativa8}}</w:t>
+            </w:r>
+          </w:p>
+        </w:tc>
+        <w:tc>
+          <w:tcPr>
+            <w:tcW w:w="2693" w:type="dxa"/>
             <w:vAlign w:val="center"/>
           </w:tcPr>
           <w:p>
@@ -9611,215 +9719,13 @@
                 <w:sz w:val="20"/>
                 <w:szCs w:val="20"/>
               </w:rPr>
-              <w:t>{{competencias7}}</w:t>
-            </w:r>
-          </w:p>
-        </w:tc>
-        <w:tc>
-          <w:tcPr>
-            <w:tcW w:w="1337" w:type="dxa"/>
-            <w:vAlign w:val="center"/>
-          </w:tcPr>
-          <w:p>
-            <w:pPr>
-              <w:autoSpaceDE w:val="0"/>
-              <w:autoSpaceDN w:val="0"/>
-              <w:adjustRightInd w:val="0"/>
-              <w:jc w:val="center"/>
-              <w:rPr>
-                <w:rFonts w:ascii="Arial Nova Cond" w:hAnsi="Arial Nova Cond" w:cs="Arial"/>
-                <w:color w:val="000000"/>
-                <w:kern w:val="0"/>
-                <w:sz w:val="20"/>
-                <w:szCs w:val="20"/>
-              </w:rPr>
-            </w:pPr>
-            <w:r>
-              <w:rPr>
-                <w:rFonts w:ascii="Arial Nova Cond" w:hAnsi="Arial Nova Cond" w:cs="Arial"/>
-                <w:color w:val="000000"/>
-                <w:kern w:val="0"/>
-                <w:sz w:val="20"/>
-                <w:szCs w:val="20"/>
-              </w:rPr>
-              <w:t>{{producto7}}</w:t>
-            </w:r>
-          </w:p>
-        </w:tc>
-      </w:tr>
-      <w:tr>
-        <w:trPr>
-          <w:trHeight w:val="756"/>
-          <w:jc w:val="center"/>
-        </w:trPr>
-        <w:tc>
-          <w:tcPr>
-            <w:tcW w:w="875" w:type="dxa"/>
-            <w:vMerge/>
-            <w:vAlign w:val="center"/>
-          </w:tcPr>
-          <w:p>
-            <w:pPr>
-              <w:pStyle w:val="Prrafodelista"/>
-              <w:tabs>
-                <w:tab w:val="left" w:pos="0"/>
-                <w:tab w:val="left" w:pos="142"/>
-                <w:tab w:val="left" w:pos="284"/>
-              </w:tabs>
-              <w:spacing w:line="276" w:lineRule="auto"/>
-              <w:ind w:left="0"/>
-              <w:jc w:val="center"/>
-              <w:rPr>
-                <w:rFonts w:ascii="Arial Nova Cond" w:eastAsia="Calibri" w:hAnsi="Arial Nova Cond" w:cs="Times New Roman"/>
-                <w:b/>
-                <w:bCs/>
-                <w:sz w:val="20"/>
-                <w:szCs w:val="20"/>
-                <w:lang w:val="es-ES_tradnl"/>
-              </w:rPr>
-            </w:pPr>
-          </w:p>
-        </w:tc>
-        <w:tc>
-          <w:tcPr>
-            <w:tcW w:w="1095" w:type="dxa"/>
-            <w:vAlign w:val="center"/>
-          </w:tcPr>
-          <w:p>
-            <w:pPr>
-              <w:pStyle w:val="Prrafodelista"/>
-              <w:tabs>
-                <w:tab w:val="left" w:pos="0"/>
-                <w:tab w:val="left" w:pos="142"/>
-                <w:tab w:val="left" w:pos="284"/>
-              </w:tabs>
-              <w:spacing w:line="276" w:lineRule="auto"/>
-              <w:ind w:left="0"/>
-              <w:jc w:val="center"/>
-              <w:rPr>
-                <w:rFonts w:ascii="Arial Nova Cond" w:eastAsia="Calibri" w:hAnsi="Arial Nova Cond" w:cs="Times New Roman"/>
-                <w:b/>
-                <w:bCs/>
-                <w:sz w:val="20"/>
-                <w:szCs w:val="20"/>
-                <w:lang w:val="es-ES_tradnl"/>
-              </w:rPr>
-            </w:pPr>
-            <w:r>
-              <w:rPr>
-                <w:rFonts w:ascii="Arial Nova Cond" w:eastAsia="Calibri" w:hAnsi="Arial Nova Cond" w:cs="Times New Roman"/>
-                <w:b/>
-                <w:bCs/>
-                <w:sz w:val="20"/>
-                <w:szCs w:val="20"/>
-                <w:lang w:val="es-ES_tradnl"/>
-              </w:rPr>
-              <w:t>U 8</w:t>
-            </w:r>
-          </w:p>
-        </w:tc>
-        <w:tc>
-          <w:tcPr>
-            <w:tcW w:w="1726" w:type="dxa"/>
-            <w:vAlign w:val="center"/>
-          </w:tcPr>
-          <w:p>
-            <w:pPr>
-              <w:pStyle w:val="Prrafodelista"/>
-              <w:tabs>
-                <w:tab w:val="left" w:pos="0"/>
-                <w:tab w:val="left" w:pos="142"/>
-                <w:tab w:val="left" w:pos="284"/>
-              </w:tabs>
-              <w:spacing w:line="276" w:lineRule="auto"/>
-              <w:ind w:left="0"/>
-              <w:rPr>
-                <w:rFonts w:ascii="Arial Nova Cond" w:eastAsia="Calibri" w:hAnsi="Arial Nova Cond" w:cs="Times New Roman"/>
-                <w:color w:val="000000" w:themeColor="text1"/>
-                <w:sz w:val="20"/>
-                <w:szCs w:val="20"/>
-                <w:lang w:val="es-ES_tradnl"/>
-              </w:rPr>
-            </w:pPr>
-            <w:r>
-              <w:rPr>
-                <w:rFonts w:ascii="Arial Nova Cond" w:eastAsia="Calibri" w:hAnsi="Arial Nova Cond" w:cs="Times New Roman"/>
-                <w:sz w:val="20"/>
-                <w:szCs w:val="20"/>
-                <w:lang w:val="es-ES_tradnl"/>
-              </w:rPr>
-              <w:t>{{problemapotencialidad8}}</w:t>
-            </w:r>
-          </w:p>
-        </w:tc>
-        <w:tc>
-          <w:tcPr>
-            <w:tcW w:w="6169" w:type="dxa"/>
-            <w:vAlign w:val="center"/>
-          </w:tcPr>
-          <w:p>
-            <w:pPr>
-              <w:pStyle w:val="Prrafodelista"/>
-              <w:tabs>
-                <w:tab w:val="left" w:pos="0"/>
-                <w:tab w:val="left" w:pos="142"/>
-                <w:tab w:val="left" w:pos="284"/>
-              </w:tabs>
-              <w:spacing w:line="276" w:lineRule="auto"/>
-              <w:ind w:left="0"/>
-              <w:jc w:val="both"/>
-              <w:rPr>
-                <w:rFonts w:ascii="Arial Nova Cond" w:eastAsia="Calibri" w:hAnsi="Arial Nova Cond" w:cs="Times New Roman"/>
-                <w:color w:val="000000" w:themeColor="text1"/>
-                <w:sz w:val="20"/>
-                <w:szCs w:val="20"/>
-                <w:lang w:val="es-ES_tradnl"/>
-              </w:rPr>
-            </w:pPr>
-            <w:r>
-              <w:rPr>
-                <w:rFonts w:ascii="Arial Nova Cond" w:eastAsia="Calibri" w:hAnsi="Arial Nova Cond" w:cs="Times New Roman"/>
-                <w:sz w:val="20"/>
-                <w:szCs w:val="20"/>
-                <w:lang w:val="es-ES_tradnl"/>
-              </w:rPr>
-              <w:t>{{situacionsignificativa8}}</w:t>
-            </w:r>
-          </w:p>
-        </w:tc>
-        <w:tc>
-          <w:tcPr>
-            <w:tcW w:w="2015" w:type="dxa"/>
-            <w:vAlign w:val="center"/>
-          </w:tcPr>
-          <w:p>
-            <w:pPr>
-              <w:autoSpaceDE w:val="0"/>
-              <w:autoSpaceDN w:val="0"/>
-              <w:adjustRightInd w:val="0"/>
-              <w:jc w:val="center"/>
-              <w:rPr>
-                <w:rFonts w:ascii="Arial Nova Cond" w:eastAsia="Calibri" w:hAnsi="Arial Nova Cond" w:cs="Times New Roman"/>
-                <w:sz w:val="20"/>
-                <w:szCs w:val="20"/>
-                <w:lang w:val="es-ES_tradnl"/>
-              </w:rPr>
-            </w:pPr>
-            <w:r>
-              <w:rPr>
-                <w:rFonts w:ascii="Arial Nova Cond" w:hAnsi="Arial Nova Cond" w:cs="Arial"/>
-                <w:color w:val="000000"/>
-                <w:kern w:val="0"/>
-                <w:sz w:val="20"/>
-                <w:szCs w:val="20"/>
-              </w:rPr>
-              <w:t>{{titulosituacionsignificativa8}}</w:t>
-            </w:r>
-          </w:p>
-        </w:tc>
-        <w:tc>
-          <w:tcPr>
-            <w:tcW w:w="1634" w:type="dxa"/>
+              <w:t>{{campotematico8}}</w:t>
+            </w:r>
+          </w:p>
+        </w:tc>
+        <w:tc>
+          <w:tcPr>
+            <w:tcW w:w="1560" w:type="dxa"/>
             <w:vAlign w:val="center"/>
           </w:tcPr>
           <w:p>
@@ -9850,7 +9756,7 @@
         </w:tc>
         <w:tc>
           <w:tcPr>
-            <w:tcW w:w="1337" w:type="dxa"/>
+            <w:tcW w:w="1399" w:type="dxa"/>
             <w:vAlign w:val="center"/>
           </w:tcPr>
           <w:p>
@@ -9858,7 +9764,7 @@
               <w:autoSpaceDE w:val="0"/>
               <w:autoSpaceDN w:val="0"/>
               <w:adjustRightInd w:val="0"/>
-              <w:jc w:val="center"/>
+              <w:jc w:val="both"/>
               <w:rPr>
                 <w:rFonts w:ascii="Arial Nova Cond" w:hAnsi="Arial Nova Cond" w:cs="Arial"/>
                 <w:color w:val="000000"/>
@@ -9882,32 +9788,6 @@
       </w:tr>
       <w:bookmarkEnd w:id="3"/>
     </w:tbl>
-    <w:p>
-      <w:pPr>
-        <w:pStyle w:val="Prrafodelista"/>
-        <w:spacing w:line="276" w:lineRule="auto"/>
-        <w:ind w:left="-284" w:right="-455"/>
-        <w:rPr>
-          <w:rFonts w:ascii="Arial Nova Cond Light" w:hAnsi="Arial Nova Cond Light" w:cs="Times New Roman"/>
-          <w:b/>
-          <w:bCs/>
-          <w:color w:val="000000" w:themeColor="text1"/>
-        </w:rPr>
-      </w:pPr>
-    </w:p>
-    <w:p>
-      <w:pPr>
-        <w:pStyle w:val="Prrafodelista"/>
-        <w:spacing w:line="276" w:lineRule="auto"/>
-        <w:ind w:left="-284" w:right="-455"/>
-        <w:rPr>
-          <w:rFonts w:ascii="Arial Nova Cond Light" w:hAnsi="Arial Nova Cond Light" w:cs="Times New Roman"/>
-          <w:b/>
-          <w:bCs/>
-          <w:color w:val="000000" w:themeColor="text1"/>
-        </w:rPr>
-      </w:pPr>
-    </w:p>
     <w:p>
       <w:pPr>
         <w:pStyle w:val="Prrafodelista"/>
@@ -9945,6 +9825,7 @@
           <w:bCs/>
           <w:color w:val="000000" w:themeColor="text1"/>
         </w:rPr>
+        <w:lastRenderedPageBreak/>
         <w:t xml:space="preserve">ORGANIZACIÓN DE LOS PROPÓSITOS DE APRENDIZAJE: </w:t>
       </w:r>
     </w:p>
@@ -12179,8 +12060,14 @@
               <w:rPr>
                 <w:rFonts w:ascii="Arial Nova Cond Light" w:hAnsi="Arial Nova Cond Light" w:cs="Times New Roman"/>
               </w:rPr>
+              <w:t xml:space="preserve">Se desenvuelve en entornos virtuales </w:t>
+            </w:r>
+            <w:r>
+              <w:rPr>
+                <w:rFonts w:ascii="Arial Nova Cond Light" w:hAnsi="Arial Nova Cond Light" w:cs="Times New Roman"/>
+              </w:rPr>
               <w:lastRenderedPageBreak/>
-              <w:t>Se desenvuelve en entornos virtuales generados por las TIC</w:t>
+              <w:t>generados por las TIC</w:t>
             </w:r>
           </w:p>
         </w:tc>
@@ -12205,6 +12092,7 @@
                 <w:rFonts w:ascii="Arial Nova Cond Light" w:hAnsi="Arial Nova Cond Light"/>
                 <w:bCs/>
               </w:rPr>
+              <w:lastRenderedPageBreak/>
               <w:t xml:space="preserve">Personaliza entornos virtuales:  </w:t>
             </w:r>
           </w:p>
@@ -14222,7 +14110,6 @@
                 <w:b/>
                 <w:bCs/>
               </w:rPr>
-              <w:lastRenderedPageBreak/>
               <w:t>Enfoques</w:t>
             </w:r>
           </w:p>
@@ -15000,6 +14887,7 @@
               <w:rPr>
                 <w:rFonts w:ascii="Arial Nova Cond Light" w:hAnsi="Arial Nova Cond Light" w:cs="Times New Roman"/>
               </w:rPr>
+              <w:lastRenderedPageBreak/>
               <w:t xml:space="preserve">Enfoque Intercultural. </w:t>
             </w:r>
           </w:p>
@@ -17442,7 +17330,6 @@
                 <w:lang w:val="es-PE" w:eastAsia="en-US"/>
                 <w14:ligatures w14:val="standardContextual"/>
               </w:rPr>
-              <w:lastRenderedPageBreak/>
               <w:t>Igualdad de género</w:t>
             </w:r>
           </w:p>
@@ -18963,7 +18850,6 @@
                 <w:szCs w:val="20"/>
                 <w:lang w:eastAsia="es-ES"/>
               </w:rPr>
-              <w:lastRenderedPageBreak/>
               <w:t>ESTANDAR DE APRENDIZAJE</w:t>
             </w:r>
           </w:p>
@@ -19156,6 +19042,7 @@
                 <w:szCs w:val="20"/>
                 <w:lang w:eastAsia="es-ES"/>
               </w:rPr>
+              <w:lastRenderedPageBreak/>
               <w:t>Gestiona información del entorno virtual.</w:t>
             </w:r>
           </w:p>
@@ -19261,6 +19148,7 @@
                 <w:szCs w:val="20"/>
                 <w:lang w:eastAsia="es-ES"/>
               </w:rPr>
+              <w:lastRenderedPageBreak/>
               <w:t>Navega en diversos entornos virtuales recomendados adaptando funcionalidades básicas de acuerdo con sus necesidades de manera relevante y responsable.</w:t>
             </w:r>
           </w:p>
@@ -19295,6 +19183,7 @@
                 <w:szCs w:val="20"/>
                 <w:lang w:eastAsia="es-ES"/>
               </w:rPr>
+              <w:lastRenderedPageBreak/>
               <w:t xml:space="preserve">Clasifica información de diversas fuentes y entornos teniendo en cuenta la pertinencia y exactitud del contenido reconociendo los derechos de autor. Ejemplo: Acceda a Múltiples libros digitales obteniendo información de cada uno de ellos en un documento y citando la fuente. </w:t>
             </w:r>
           </w:p>
@@ -19526,6 +19415,7 @@
                 <w:szCs w:val="20"/>
                 <w:lang w:eastAsia="es-ES"/>
               </w:rPr>
+              <w:lastRenderedPageBreak/>
               <w:t>COMPETENCIA 29:</w:t>
             </w:r>
           </w:p>
@@ -20198,18 +20088,9 @@
                 <w:bCs/>
                 <w:color w:val="000000" w:themeColor="text1"/>
               </w:rPr>
-              <w:t xml:space="preserve">Videos de </w:t>
-            </w:r>
-            <w:proofErr w:type="spellStart"/>
-            <w:r>
-              <w:rPr>
-                <w:rFonts w:ascii="Arial Nova Cond Light" w:hAnsi="Arial Nova Cond Light" w:cs="Times New Roman"/>
-                <w:bCs/>
-                <w:color w:val="000000" w:themeColor="text1"/>
-              </w:rPr>
-              <w:t>Youtube</w:t>
-            </w:r>
-            <w:proofErr w:type="spellEnd"/>
+              <w:lastRenderedPageBreak/>
+              <w:t>Videos de Youtube</w:t>
+            </w:r>
           </w:p>
           <w:p>
             <w:pPr>
@@ -20398,6 +20279,7 @@
                 <w:rFonts w:ascii="Arial Nova Cond Light" w:eastAsia="Arial" w:hAnsi="Arial Nova Cond Light" w:cs="Arial"/>
                 <w:color w:val="000000"/>
               </w:rPr>
+              <w:lastRenderedPageBreak/>
               <w:t>Pizarra</w:t>
             </w:r>
             <w:r>
@@ -20440,6 +20322,7 @@
                 <w:rFonts w:ascii="Arial Nova Cond Light" w:eastAsia="Arial" w:hAnsi="Arial Nova Cond Light" w:cs="Arial"/>
                 <w:color w:val="000000"/>
               </w:rPr>
+              <w:lastRenderedPageBreak/>
               <w:t>Proyector</w:t>
             </w:r>
           </w:p>
@@ -21018,7 +20901,6 @@
                 <w:bCs/>
                 <w:color w:val="000000" w:themeColor="text1"/>
               </w:rPr>
-              <w:lastRenderedPageBreak/>
               <w:t>INSTRUMENTOS</w:t>
             </w:r>
             <w:r>
@@ -21130,6 +21012,7 @@
                 <w:rFonts w:ascii="Arial Nova Cond Light" w:hAnsi="Arial Nova Cond Light" w:cs="Times New Roman"/>
                 <w:color w:val="000000" w:themeColor="text1"/>
               </w:rPr>
+              <w:lastRenderedPageBreak/>
               <w:t>Guía de observación</w:t>
             </w:r>
           </w:p>
@@ -21637,25 +21520,7 @@
                 <w:kern w:val="0"/>
                 <w14:ligatures w14:val="none"/>
               </w:rPr>
-              <w:t xml:space="preserve">Resolución Ministerial </w:t>
-            </w:r>
-            <w:proofErr w:type="spellStart"/>
-            <w:r>
-              <w:rPr>
-                <w:rFonts w:ascii="Arial Nova Cond Light" w:eastAsia="Calibri" w:hAnsi="Arial Nova Cond Light" w:cs="Calibri Light"/>
-                <w:kern w:val="0"/>
-                <w14:ligatures w14:val="none"/>
-              </w:rPr>
-              <w:t>N.°</w:t>
-            </w:r>
-            <w:proofErr w:type="spellEnd"/>
-            <w:r>
-              <w:rPr>
-                <w:rFonts w:ascii="Arial Nova Cond Light" w:eastAsia="Calibri" w:hAnsi="Arial Nova Cond Light" w:cs="Calibri Light"/>
-                <w:kern w:val="0"/>
-                <w14:ligatures w14:val="none"/>
-              </w:rPr>
-              <w:t xml:space="preserve"> 501-2025</w:t>
+              <w:t>Resolución Ministerial N.° 501-2025</w:t>
             </w:r>
             <w:r>
               <w:rPr>
@@ -22151,7 +22016,7 @@
 </file>
 
 <file path=word/endnotes.xml><?xml version="1.0" encoding="utf-8"?>
-<w:endnotes xmlns:wpc="http://schemas.microsoft.com/office/word/2010/wordprocessingCanvas" xmlns:cx="http://schemas.microsoft.com/office/drawing/2014/chartex" xmlns:cx1="http://schemas.microsoft.com/office/drawing/2015/9/8/chartex" xmlns:cx2="http://schemas.microsoft.com/office/drawing/2015/10/21/chartex" xmlns:cx3="http://schemas.microsoft.com/office/drawing/2016/5/9/chartex" xmlns:cx4="http://schemas.microsoft.com/office/drawing/2016/5/10/chartex" xmlns:cx5="http://schemas.microsoft.com/office/drawing/2016/5/11/chartex" xmlns:cx6="http://schemas.microsoft.com/office/drawing/2016/5/12/chartex" xmlns:cx7="http://schemas.microsoft.com/office/drawing/2016/5/13/chartex" xmlns:cx8="http://schemas.microsoft.com/office/drawing/2016/5/14/chartex" xmlns:mc="http://schemas.openxmlformats.org/markup-compatibility/2006" xmlns:aink="http://schemas.microsoft.com/office/drawing/2016/ink" xmlns:am3d="http://schemas.microsoft.com/office/drawing/2017/model3d" xmlns:o="urn:schemas-microsoft-com:office:office" xmlns:oel="http://schemas.microsoft.com/office/2019/extlst" xmlns:r="http://schemas.openxmlformats.org/officeDocument/2006/relationships" xmlns:m="http://schemas.openxmlformats.org/officeDocument/2006/math" xmlns:v="urn:schemas-microsoft-com:vml" xmlns:wp14="http://schemas.microsoft.com/office/word/2010/wordprocessingDrawing" xmlns:wp="http://schemas.openxmlformats.org/drawingml/2006/wordprocessingDrawing" xmlns:w10="urn:schemas-microsoft-com:office:word" xmlns:w="http://schemas.openxmlformats.org/wordprocessingml/2006/main" xmlns:w14="http://schemas.microsoft.com/office/word/2010/wordml" xmlns:w15="http://schemas.microsoft.com/office/word/2012/wordml" xmlns:w16cex="http://schemas.microsoft.com/office/word/2018/wordml/cex" xmlns:w16cid="http://schemas.microsoft.com/office/word/2016/wordml/cid" xmlns:w16="http://schemas.microsoft.com/office/word/2018/wordml" xmlns:w16du="http://schemas.microsoft.com/office/word/2023/wordml/word16du" xmlns:w16sdtdh="http://schemas.microsoft.com/office/word/2020/wordml/sdtdatahash" xmlns:w16se="http://schemas.microsoft.com/office/word/2015/wordml/symex" xmlns:wpg="http://schemas.microsoft.com/office/word/2010/wordprocessingGroup" xmlns:wpi="http://schemas.microsoft.com/office/word/2010/wordprocessingInk" xmlns:wne="http://schemas.microsoft.com/office/word/2006/wordml" xmlns:wps="http://schemas.microsoft.com/office/word/2010/wordprocessingShape" mc:Ignorable="w14 w15 w16se w16cid w16 w16cex w16sdtdh w16du wp14">
+<w:endnotes xmlns:wpc="http://schemas.microsoft.com/office/word/2010/wordprocessingCanvas" xmlns:cx="http://schemas.microsoft.com/office/drawing/2014/chartex" xmlns:cx1="http://schemas.microsoft.com/office/drawing/2015/9/8/chartex" xmlns:cx2="http://schemas.microsoft.com/office/drawing/2015/10/21/chartex" xmlns:cx3="http://schemas.microsoft.com/office/drawing/2016/5/9/chartex" xmlns:cx4="http://schemas.microsoft.com/office/drawing/2016/5/10/chartex" xmlns:cx5="http://schemas.microsoft.com/office/drawing/2016/5/11/chartex" xmlns:cx6="http://schemas.microsoft.com/office/drawing/2016/5/12/chartex" xmlns:cx7="http://schemas.microsoft.com/office/drawing/2016/5/13/chartex" xmlns:cx8="http://schemas.microsoft.com/office/drawing/2016/5/14/chartex" xmlns:mc="http://schemas.openxmlformats.org/markup-compatibility/2006" xmlns:aink="http://schemas.microsoft.com/office/drawing/2016/ink" xmlns:am3d="http://schemas.microsoft.com/office/drawing/2017/model3d" xmlns:o="urn:schemas-microsoft-com:office:office" xmlns:oel="http://schemas.microsoft.com/office/2019/extlst" xmlns:r="http://schemas.openxmlformats.org/officeDocument/2006/relationships" xmlns:m="http://schemas.openxmlformats.org/officeDocument/2006/math" xmlns:v="urn:schemas-microsoft-com:vml" xmlns:wp14="http://schemas.microsoft.com/office/word/2010/wordprocessingDrawing" xmlns:wp="http://schemas.openxmlformats.org/drawingml/2006/wordprocessingDrawing" xmlns:w10="urn:schemas-microsoft-com:office:word" xmlns:w="http://schemas.openxmlformats.org/wordprocessingml/2006/main" xmlns:w14="http://schemas.microsoft.com/office/word/2010/wordml" xmlns:w15="http://schemas.microsoft.com/office/word/2012/wordml" xmlns:w16cex="http://schemas.microsoft.com/office/word/2018/wordml/cex" xmlns:w16cid="http://schemas.microsoft.com/office/word/2016/wordml/cid" xmlns:w16="http://schemas.microsoft.com/office/word/2018/wordml" xmlns:w16du="http://schemas.microsoft.com/office/word/2023/wordml/word16du" xmlns:w16sdtdh="http://schemas.microsoft.com/office/word/2020/wordml/sdtdatahash" xmlns:w16sdtfl="http://schemas.microsoft.com/office/word/2024/wordml/sdtformatlock" xmlns:w16se="http://schemas.microsoft.com/office/word/2015/wordml/symex" xmlns:wpg="http://schemas.microsoft.com/office/word/2010/wordprocessingGroup" xmlns:wpi="http://schemas.microsoft.com/office/word/2010/wordprocessingInk" xmlns:wne="http://schemas.microsoft.com/office/word/2006/wordml" xmlns:wps="http://schemas.microsoft.com/office/word/2010/wordprocessingShape" mc:Ignorable="w14 w15 w16se w16cid w16 w16cex w16sdtdh w16sdtfl w16du wp14">
   <w:endnote w:type="separator" w:id="-1">
     <w:p>
       <w:pPr>
@@ -22176,7 +22041,7 @@
 </file>
 
 <file path=word/footer1.xml><?xml version="1.0" encoding="utf-8"?>
-<w:ftr xmlns:wpc="http://schemas.microsoft.com/office/word/2010/wordprocessingCanvas" xmlns:cx="http://schemas.microsoft.com/office/drawing/2014/chartex" xmlns:cx1="http://schemas.microsoft.com/office/drawing/2015/9/8/chartex" xmlns:cx2="http://schemas.microsoft.com/office/drawing/2015/10/21/chartex" xmlns:cx3="http://schemas.microsoft.com/office/drawing/2016/5/9/chartex" xmlns:cx4="http://schemas.microsoft.com/office/drawing/2016/5/10/chartex" xmlns:cx5="http://schemas.microsoft.com/office/drawing/2016/5/11/chartex" xmlns:cx6="http://schemas.microsoft.com/office/drawing/2016/5/12/chartex" xmlns:cx7="http://schemas.microsoft.com/office/drawing/2016/5/13/chartex" xmlns:cx8="http://schemas.microsoft.com/office/drawing/2016/5/14/chartex" xmlns:mc="http://schemas.openxmlformats.org/markup-compatibility/2006" xmlns:aink="http://schemas.microsoft.com/office/drawing/2016/ink" xmlns:am3d="http://schemas.microsoft.com/office/drawing/2017/model3d" xmlns:o="urn:schemas-microsoft-com:office:office" xmlns:oel="http://schemas.microsoft.com/office/2019/extlst" xmlns:r="http://schemas.openxmlformats.org/officeDocument/2006/relationships" xmlns:m="http://schemas.openxmlformats.org/officeDocument/2006/math" xmlns:v="urn:schemas-microsoft-com:vml" xmlns:wp14="http://schemas.microsoft.com/office/word/2010/wordprocessingDrawing" xmlns:wp="http://schemas.openxmlformats.org/drawingml/2006/wordprocessingDrawing" xmlns:w10="urn:schemas-microsoft-com:office:word" xmlns:w="http://schemas.openxmlformats.org/wordprocessingml/2006/main" xmlns:w14="http://schemas.microsoft.com/office/word/2010/wordml" xmlns:w15="http://schemas.microsoft.com/office/word/2012/wordml" xmlns:w16cex="http://schemas.microsoft.com/office/word/2018/wordml/cex" xmlns:w16cid="http://schemas.microsoft.com/office/word/2016/wordml/cid" xmlns:w16="http://schemas.microsoft.com/office/word/2018/wordml" xmlns:w16du="http://schemas.microsoft.com/office/word/2023/wordml/word16du" xmlns:w16sdtdh="http://schemas.microsoft.com/office/word/2020/wordml/sdtdatahash" xmlns:w16se="http://schemas.microsoft.com/office/word/2015/wordml/symex" xmlns:wpg="http://schemas.microsoft.com/office/word/2010/wordprocessingGroup" xmlns:wpi="http://schemas.microsoft.com/office/word/2010/wordprocessingInk" xmlns:wne="http://schemas.microsoft.com/office/word/2006/wordml" xmlns:wps="http://schemas.microsoft.com/office/word/2010/wordprocessingShape" mc:Ignorable="w14 w15 w16se w16cid w16 w16cex w16sdtdh w16du wp14">
+<w:ftr xmlns:wpc="http://schemas.microsoft.com/office/word/2010/wordprocessingCanvas" xmlns:cx="http://schemas.microsoft.com/office/drawing/2014/chartex" xmlns:cx1="http://schemas.microsoft.com/office/drawing/2015/9/8/chartex" xmlns:cx2="http://schemas.microsoft.com/office/drawing/2015/10/21/chartex" xmlns:cx3="http://schemas.microsoft.com/office/drawing/2016/5/9/chartex" xmlns:cx4="http://schemas.microsoft.com/office/drawing/2016/5/10/chartex" xmlns:cx5="http://schemas.microsoft.com/office/drawing/2016/5/11/chartex" xmlns:cx6="http://schemas.microsoft.com/office/drawing/2016/5/12/chartex" xmlns:cx7="http://schemas.microsoft.com/office/drawing/2016/5/13/chartex" xmlns:cx8="http://schemas.microsoft.com/office/drawing/2016/5/14/chartex" xmlns:mc="http://schemas.openxmlformats.org/markup-compatibility/2006" xmlns:aink="http://schemas.microsoft.com/office/drawing/2016/ink" xmlns:am3d="http://schemas.microsoft.com/office/drawing/2017/model3d" xmlns:o="urn:schemas-microsoft-com:office:office" xmlns:oel="http://schemas.microsoft.com/office/2019/extlst" xmlns:r="http://schemas.openxmlformats.org/officeDocument/2006/relationships" xmlns:m="http://schemas.openxmlformats.org/officeDocument/2006/math" xmlns:v="urn:schemas-microsoft-com:vml" xmlns:wp14="http://schemas.microsoft.com/office/word/2010/wordprocessingDrawing" xmlns:wp="http://schemas.openxmlformats.org/drawingml/2006/wordprocessingDrawing" xmlns:w10="urn:schemas-microsoft-com:office:word" xmlns:w="http://schemas.openxmlformats.org/wordprocessingml/2006/main" xmlns:w14="http://schemas.microsoft.com/office/word/2010/wordml" xmlns:w15="http://schemas.microsoft.com/office/word/2012/wordml" xmlns:w16cex="http://schemas.microsoft.com/office/word/2018/wordml/cex" xmlns:w16cid="http://schemas.microsoft.com/office/word/2016/wordml/cid" xmlns:w16="http://schemas.microsoft.com/office/word/2018/wordml" xmlns:w16du="http://schemas.microsoft.com/office/word/2023/wordml/word16du" xmlns:w16sdtdh="http://schemas.microsoft.com/office/word/2020/wordml/sdtdatahash" xmlns:w16sdtfl="http://schemas.microsoft.com/office/word/2024/wordml/sdtformatlock" xmlns:w16se="http://schemas.microsoft.com/office/word/2015/wordml/symex" xmlns:wpg="http://schemas.microsoft.com/office/word/2010/wordprocessingGroup" xmlns:wpi="http://schemas.microsoft.com/office/word/2010/wordprocessingInk" xmlns:wne="http://schemas.microsoft.com/office/word/2006/wordml" xmlns:wps="http://schemas.microsoft.com/office/word/2010/wordprocessingShape" mc:Ignorable="w14 w15 w16se w16cid w16 w16cex w16sdtdh w16sdtfl w16du wp14">
   <w:p>
     <w:pPr>
       <w:pStyle w:val="Piedepgina"/>
@@ -22637,7 +22502,7 @@
 </file>
 
 <file path=word/footnotes.xml><?xml version="1.0" encoding="utf-8"?>
-<w:footnotes xmlns:wpc="http://schemas.microsoft.com/office/word/2010/wordprocessingCanvas" xmlns:cx="http://schemas.microsoft.com/office/drawing/2014/chartex" xmlns:cx1="http://schemas.microsoft.com/office/drawing/2015/9/8/chartex" xmlns:cx2="http://schemas.microsoft.com/office/drawing/2015/10/21/chartex" xmlns:cx3="http://schemas.microsoft.com/office/drawing/2016/5/9/chartex" xmlns:cx4="http://schemas.microsoft.com/office/drawing/2016/5/10/chartex" xmlns:cx5="http://schemas.microsoft.com/office/drawing/2016/5/11/chartex" xmlns:cx6="http://schemas.microsoft.com/office/drawing/2016/5/12/chartex" xmlns:cx7="http://schemas.microsoft.com/office/drawing/2016/5/13/chartex" xmlns:cx8="http://schemas.microsoft.com/office/drawing/2016/5/14/chartex" xmlns:mc="http://schemas.openxmlformats.org/markup-compatibility/2006" xmlns:aink="http://schemas.microsoft.com/office/drawing/2016/ink" xmlns:am3d="http://schemas.microsoft.com/office/drawing/2017/model3d" xmlns:o="urn:schemas-microsoft-com:office:office" xmlns:oel="http://schemas.microsoft.com/office/2019/extlst" xmlns:r="http://schemas.openxmlformats.org/officeDocument/2006/relationships" xmlns:m="http://schemas.openxmlformats.org/officeDocument/2006/math" xmlns:v="urn:schemas-microsoft-com:vml" xmlns:wp14="http://schemas.microsoft.com/office/word/2010/wordprocessingDrawing" xmlns:wp="http://schemas.openxmlformats.org/drawingml/2006/wordprocessingDrawing" xmlns:w10="urn:schemas-microsoft-com:office:word" xmlns:w="http://schemas.openxmlformats.org/wordprocessingml/2006/main" xmlns:w14="http://schemas.microsoft.com/office/word/2010/wordml" xmlns:w15="http://schemas.microsoft.com/office/word/2012/wordml" xmlns:w16cex="http://schemas.microsoft.com/office/word/2018/wordml/cex" xmlns:w16cid="http://schemas.microsoft.com/office/word/2016/wordml/cid" xmlns:w16="http://schemas.microsoft.com/office/word/2018/wordml" xmlns:w16du="http://schemas.microsoft.com/office/word/2023/wordml/word16du" xmlns:w16sdtdh="http://schemas.microsoft.com/office/word/2020/wordml/sdtdatahash" xmlns:w16se="http://schemas.microsoft.com/office/word/2015/wordml/symex" xmlns:wpg="http://schemas.microsoft.com/office/word/2010/wordprocessingGroup" xmlns:wpi="http://schemas.microsoft.com/office/word/2010/wordprocessingInk" xmlns:wne="http://schemas.microsoft.com/office/word/2006/wordml" xmlns:wps="http://schemas.microsoft.com/office/word/2010/wordprocessingShape" mc:Ignorable="w14 w15 w16se w16cid w16 w16cex w16sdtdh w16du wp14">
+<w:footnotes xmlns:wpc="http://schemas.microsoft.com/office/word/2010/wordprocessingCanvas" xmlns:cx="http://schemas.microsoft.com/office/drawing/2014/chartex" xmlns:cx1="http://schemas.microsoft.com/office/drawing/2015/9/8/chartex" xmlns:cx2="http://schemas.microsoft.com/office/drawing/2015/10/21/chartex" xmlns:cx3="http://schemas.microsoft.com/office/drawing/2016/5/9/chartex" xmlns:cx4="http://schemas.microsoft.com/office/drawing/2016/5/10/chartex" xmlns:cx5="http://schemas.microsoft.com/office/drawing/2016/5/11/chartex" xmlns:cx6="http://schemas.microsoft.com/office/drawing/2016/5/12/chartex" xmlns:cx7="http://schemas.microsoft.com/office/drawing/2016/5/13/chartex" xmlns:cx8="http://schemas.microsoft.com/office/drawing/2016/5/14/chartex" xmlns:mc="http://schemas.openxmlformats.org/markup-compatibility/2006" xmlns:aink="http://schemas.microsoft.com/office/drawing/2016/ink" xmlns:am3d="http://schemas.microsoft.com/office/drawing/2017/model3d" xmlns:o="urn:schemas-microsoft-com:office:office" xmlns:oel="http://schemas.microsoft.com/office/2019/extlst" xmlns:r="http://schemas.openxmlformats.org/officeDocument/2006/relationships" xmlns:m="http://schemas.openxmlformats.org/officeDocument/2006/math" xmlns:v="urn:schemas-microsoft-com:vml" xmlns:wp14="http://schemas.microsoft.com/office/word/2010/wordprocessingDrawing" xmlns:wp="http://schemas.openxmlformats.org/drawingml/2006/wordprocessingDrawing" xmlns:w10="urn:schemas-microsoft-com:office:word" xmlns:w="http://schemas.openxmlformats.org/wordprocessingml/2006/main" xmlns:w14="http://schemas.microsoft.com/office/word/2010/wordml" xmlns:w15="http://schemas.microsoft.com/office/word/2012/wordml" xmlns:w16cex="http://schemas.microsoft.com/office/word/2018/wordml/cex" xmlns:w16cid="http://schemas.microsoft.com/office/word/2016/wordml/cid" xmlns:w16="http://schemas.microsoft.com/office/word/2018/wordml" xmlns:w16du="http://schemas.microsoft.com/office/word/2023/wordml/word16du" xmlns:w16sdtdh="http://schemas.microsoft.com/office/word/2020/wordml/sdtdatahash" xmlns:w16sdtfl="http://schemas.microsoft.com/office/word/2024/wordml/sdtformatlock" xmlns:w16se="http://schemas.microsoft.com/office/word/2015/wordml/symex" xmlns:wpg="http://schemas.microsoft.com/office/word/2010/wordprocessingGroup" xmlns:wpi="http://schemas.microsoft.com/office/word/2010/wordprocessingInk" xmlns:wne="http://schemas.microsoft.com/office/word/2006/wordml" xmlns:wps="http://schemas.microsoft.com/office/word/2010/wordprocessingShape" mc:Ignorable="w14 w15 w16se w16cid w16 w16cex w16sdtdh w16sdtfl w16du wp14">
   <w:footnote w:type="separator" w:id="-1">
     <w:p>
       <w:pPr>
@@ -22662,7 +22527,7 @@
 </file>
 
 <file path=word/header1.xml><?xml version="1.0" encoding="utf-8"?>
-<w:hdr xmlns:wpc="http://schemas.microsoft.com/office/word/2010/wordprocessingCanvas" xmlns:cx="http://schemas.microsoft.com/office/drawing/2014/chartex" xmlns:cx1="http://schemas.microsoft.com/office/drawing/2015/9/8/chartex" xmlns:cx2="http://schemas.microsoft.com/office/drawing/2015/10/21/chartex" xmlns:cx3="http://schemas.microsoft.com/office/drawing/2016/5/9/chartex" xmlns:cx4="http://schemas.microsoft.com/office/drawing/2016/5/10/chartex" xmlns:cx5="http://schemas.microsoft.com/office/drawing/2016/5/11/chartex" xmlns:cx6="http://schemas.microsoft.com/office/drawing/2016/5/12/chartex" xmlns:cx7="http://schemas.microsoft.com/office/drawing/2016/5/13/chartex" xmlns:cx8="http://schemas.microsoft.com/office/drawing/2016/5/14/chartex" xmlns:mc="http://schemas.openxmlformats.org/markup-compatibility/2006" xmlns:aink="http://schemas.microsoft.com/office/drawing/2016/ink" xmlns:am3d="http://schemas.microsoft.com/office/drawing/2017/model3d" xmlns:o="urn:schemas-microsoft-com:office:office" xmlns:oel="http://schemas.microsoft.com/office/2019/extlst" xmlns:r="http://schemas.openxmlformats.org/officeDocument/2006/relationships" xmlns:m="http://schemas.openxmlformats.org/officeDocument/2006/math" xmlns:v="urn:schemas-microsoft-com:vml" xmlns:wp14="http://schemas.microsoft.com/office/word/2010/wordprocessingDrawing" xmlns:wp="http://schemas.openxmlformats.org/drawingml/2006/wordprocessingDrawing" xmlns:w10="urn:schemas-microsoft-com:office:word" xmlns:w="http://schemas.openxmlformats.org/wordprocessingml/2006/main" xmlns:w14="http://schemas.microsoft.com/office/word/2010/wordml" xmlns:w15="http://schemas.microsoft.com/office/word/2012/wordml" xmlns:w16cex="http://schemas.microsoft.com/office/word/2018/wordml/cex" xmlns:w16cid="http://schemas.microsoft.com/office/word/2016/wordml/cid" xmlns:w16="http://schemas.microsoft.com/office/word/2018/wordml" xmlns:w16du="http://schemas.microsoft.com/office/word/2023/wordml/word16du" xmlns:w16sdtdh="http://schemas.microsoft.com/office/word/2020/wordml/sdtdatahash" xmlns:w16se="http://schemas.microsoft.com/office/word/2015/wordml/symex" xmlns:wpg="http://schemas.microsoft.com/office/word/2010/wordprocessingGroup" xmlns:wpi="http://schemas.microsoft.com/office/word/2010/wordprocessingInk" xmlns:wne="http://schemas.microsoft.com/office/word/2006/wordml" xmlns:wps="http://schemas.microsoft.com/office/word/2010/wordprocessingShape" mc:Ignorable="w14 w15 w16se w16cid w16 w16cex w16sdtdh w16du wp14">
+<w:hdr xmlns:wpc="http://schemas.microsoft.com/office/word/2010/wordprocessingCanvas" xmlns:cx="http://schemas.microsoft.com/office/drawing/2014/chartex" xmlns:cx1="http://schemas.microsoft.com/office/drawing/2015/9/8/chartex" xmlns:cx2="http://schemas.microsoft.com/office/drawing/2015/10/21/chartex" xmlns:cx3="http://schemas.microsoft.com/office/drawing/2016/5/9/chartex" xmlns:cx4="http://schemas.microsoft.com/office/drawing/2016/5/10/chartex" xmlns:cx5="http://schemas.microsoft.com/office/drawing/2016/5/11/chartex" xmlns:cx6="http://schemas.microsoft.com/office/drawing/2016/5/12/chartex" xmlns:cx7="http://schemas.microsoft.com/office/drawing/2016/5/13/chartex" xmlns:cx8="http://schemas.microsoft.com/office/drawing/2016/5/14/chartex" xmlns:mc="http://schemas.openxmlformats.org/markup-compatibility/2006" xmlns:aink="http://schemas.microsoft.com/office/drawing/2016/ink" xmlns:am3d="http://schemas.microsoft.com/office/drawing/2017/model3d" xmlns:o="urn:schemas-microsoft-com:office:office" xmlns:oel="http://schemas.microsoft.com/office/2019/extlst" xmlns:r="http://schemas.openxmlformats.org/officeDocument/2006/relationships" xmlns:m="http://schemas.openxmlformats.org/officeDocument/2006/math" xmlns:v="urn:schemas-microsoft-com:vml" xmlns:wp14="http://schemas.microsoft.com/office/word/2010/wordprocessingDrawing" xmlns:wp="http://schemas.openxmlformats.org/drawingml/2006/wordprocessingDrawing" xmlns:w10="urn:schemas-microsoft-com:office:word" xmlns:w="http://schemas.openxmlformats.org/wordprocessingml/2006/main" xmlns:w14="http://schemas.microsoft.com/office/word/2010/wordml" xmlns:w15="http://schemas.microsoft.com/office/word/2012/wordml" xmlns:w16cex="http://schemas.microsoft.com/office/word/2018/wordml/cex" xmlns:w16cid="http://schemas.microsoft.com/office/word/2016/wordml/cid" xmlns:w16="http://schemas.microsoft.com/office/word/2018/wordml" xmlns:w16du="http://schemas.microsoft.com/office/word/2023/wordml/word16du" xmlns:w16sdtdh="http://schemas.microsoft.com/office/word/2020/wordml/sdtdatahash" xmlns:w16sdtfl="http://schemas.microsoft.com/office/word/2024/wordml/sdtformatlock" xmlns:w16se="http://schemas.microsoft.com/office/word/2015/wordml/symex" xmlns:wpg="http://schemas.microsoft.com/office/word/2010/wordprocessingGroup" xmlns:wpi="http://schemas.microsoft.com/office/word/2010/wordprocessingInk" xmlns:wne="http://schemas.microsoft.com/office/word/2006/wordml" xmlns:wps="http://schemas.microsoft.com/office/word/2010/wordprocessingShape" mc:Ignorable="w14 w15 w16se w16cid w16 w16cex w16sdtdh w16sdtfl w16du wp14">
   <w:tbl>
     <w:tblPr>
       <w:tblStyle w:val="Tablaconcuadrcula"/>
@@ -22952,7 +22817,7 @@
 </file>
 
 <file path=word/numbering.xml><?xml version="1.0" encoding="utf-8"?>
-<w:numbering xmlns:wpc="http://schemas.microsoft.com/office/word/2010/wordprocessingCanvas" xmlns:cx="http://schemas.microsoft.com/office/drawing/2014/chartex" xmlns:cx1="http://schemas.microsoft.com/office/drawing/2015/9/8/chartex" xmlns:cx2="http://schemas.microsoft.com/office/drawing/2015/10/21/chartex" xmlns:cx3="http://schemas.microsoft.com/office/drawing/2016/5/9/chartex" xmlns:cx4="http://schemas.microsoft.com/office/drawing/2016/5/10/chartex" xmlns:cx5="http://schemas.microsoft.com/office/drawing/2016/5/11/chartex" xmlns:cx6="http://schemas.microsoft.com/office/drawing/2016/5/12/chartex" xmlns:cx7="http://schemas.microsoft.com/office/drawing/2016/5/13/chartex" xmlns:cx8="http://schemas.microsoft.com/office/drawing/2016/5/14/chartex" xmlns:mc="http://schemas.openxmlformats.org/markup-compatibility/2006" xmlns:aink="http://schemas.microsoft.com/office/drawing/2016/ink" xmlns:am3d="http://schemas.microsoft.com/office/drawing/2017/model3d" xmlns:o="urn:schemas-microsoft-com:office:office" xmlns:oel="http://schemas.microsoft.com/office/2019/extlst" xmlns:r="http://schemas.openxmlformats.org/officeDocument/2006/relationships" xmlns:m="http://schemas.openxmlformats.org/officeDocument/2006/math" xmlns:v="urn:schemas-microsoft-com:vml" xmlns:wp14="http://schemas.microsoft.com/office/word/2010/wordprocessingDrawing" xmlns:wp="http://schemas.openxmlformats.org/drawingml/2006/wordprocessingDrawing" xmlns:w10="urn:schemas-microsoft-com:office:word" xmlns:w="http://schemas.openxmlformats.org/wordprocessingml/2006/main" xmlns:w14="http://schemas.microsoft.com/office/word/2010/wordml" xmlns:w15="http://schemas.microsoft.com/office/word/2012/wordml" xmlns:w16cex="http://schemas.microsoft.com/office/word/2018/wordml/cex" xmlns:w16cid="http://schemas.microsoft.com/office/word/2016/wordml/cid" xmlns:w16="http://schemas.microsoft.com/office/word/2018/wordml" xmlns:w16du="http://schemas.microsoft.com/office/word/2023/wordml/word16du" xmlns:w16sdtdh="http://schemas.microsoft.com/office/word/2020/wordml/sdtdatahash" xmlns:w16se="http://schemas.microsoft.com/office/word/2015/wordml/symex" xmlns:wpg="http://schemas.microsoft.com/office/word/2010/wordprocessingGroup" xmlns:wpi="http://schemas.microsoft.com/office/word/2010/wordprocessingInk" xmlns:wne="http://schemas.microsoft.com/office/word/2006/wordml" xmlns:wps="http://schemas.microsoft.com/office/word/2010/wordprocessingShape" mc:Ignorable="w14 w15 w16se w16cid w16 w16cex w16sdtdh w16du wp14">
+<w:numbering xmlns:wpc="http://schemas.microsoft.com/office/word/2010/wordprocessingCanvas" xmlns:cx="http://schemas.microsoft.com/office/drawing/2014/chartex" xmlns:cx1="http://schemas.microsoft.com/office/drawing/2015/9/8/chartex" xmlns:cx2="http://schemas.microsoft.com/office/drawing/2015/10/21/chartex" xmlns:cx3="http://schemas.microsoft.com/office/drawing/2016/5/9/chartex" xmlns:cx4="http://schemas.microsoft.com/office/drawing/2016/5/10/chartex" xmlns:cx5="http://schemas.microsoft.com/office/drawing/2016/5/11/chartex" xmlns:cx6="http://schemas.microsoft.com/office/drawing/2016/5/12/chartex" xmlns:cx7="http://schemas.microsoft.com/office/drawing/2016/5/13/chartex" xmlns:cx8="http://schemas.microsoft.com/office/drawing/2016/5/14/chartex" xmlns:mc="http://schemas.openxmlformats.org/markup-compatibility/2006" xmlns:aink="http://schemas.microsoft.com/office/drawing/2016/ink" xmlns:am3d="http://schemas.microsoft.com/office/drawing/2017/model3d" xmlns:o="urn:schemas-microsoft-com:office:office" xmlns:oel="http://schemas.microsoft.com/office/2019/extlst" xmlns:r="http://schemas.openxmlformats.org/officeDocument/2006/relationships" xmlns:m="http://schemas.openxmlformats.org/officeDocument/2006/math" xmlns:v="urn:schemas-microsoft-com:vml" xmlns:wp14="http://schemas.microsoft.com/office/word/2010/wordprocessingDrawing" xmlns:wp="http://schemas.openxmlformats.org/drawingml/2006/wordprocessingDrawing" xmlns:w10="urn:schemas-microsoft-com:office:word" xmlns:w="http://schemas.openxmlformats.org/wordprocessingml/2006/main" xmlns:w14="http://schemas.microsoft.com/office/word/2010/wordml" xmlns:w15="http://schemas.microsoft.com/office/word/2012/wordml" xmlns:w16cex="http://schemas.microsoft.com/office/word/2018/wordml/cex" xmlns:w16cid="http://schemas.microsoft.com/office/word/2016/wordml/cid" xmlns:w16="http://schemas.microsoft.com/office/word/2018/wordml" xmlns:w16du="http://schemas.microsoft.com/office/word/2023/wordml/word16du" xmlns:w16sdtdh="http://schemas.microsoft.com/office/word/2020/wordml/sdtdatahash" xmlns:w16sdtfl="http://schemas.microsoft.com/office/word/2024/wordml/sdtformatlock" xmlns:w16se="http://schemas.microsoft.com/office/word/2015/wordml/symex" xmlns:wpg="http://schemas.microsoft.com/office/word/2010/wordprocessingGroup" xmlns:wpi="http://schemas.microsoft.com/office/word/2010/wordprocessingInk" xmlns:wne="http://schemas.microsoft.com/office/word/2006/wordml" xmlns:wps="http://schemas.microsoft.com/office/word/2010/wordprocessingShape" mc:Ignorable="w14 w15 w16se w16cid w16 w16cex w16sdtdh w16sdtfl w16du wp14">
   <w:abstractNum w:abstractNumId="0" w15:restartNumberingAfterBreak="0">
     <w:nsid w:val="081F44F8"/>
     <w:multiLevelType w:val="hybridMultilevel"/>
@@ -28044,7 +27909,7 @@
 </file>
 
 <file path=word/styles.xml><?xml version="1.0" encoding="utf-8"?>
-<w:styles xmlns:mc="http://schemas.openxmlformats.org/markup-compatibility/2006" xmlns:r="http://schemas.openxmlformats.org/officeDocument/2006/relationships" xmlns:w="http://schemas.openxmlformats.org/wordprocessingml/2006/main" xmlns:w14="http://schemas.microsoft.com/office/word/2010/wordml" xmlns:w15="http://schemas.microsoft.com/office/word/2012/wordml" xmlns:w16cex="http://schemas.microsoft.com/office/word/2018/wordml/cex" xmlns:w16cid="http://schemas.microsoft.com/office/word/2016/wordml/cid" xmlns:w16="http://schemas.microsoft.com/office/word/2018/wordml" xmlns:w16du="http://schemas.microsoft.com/office/word/2023/wordml/word16du" xmlns:w16sdtdh="http://schemas.microsoft.com/office/word/2020/wordml/sdtdatahash" xmlns:w16se="http://schemas.microsoft.com/office/word/2015/wordml/symex" mc:Ignorable="w14 w15 w16se w16cid w16 w16cex w16sdtdh w16du">
+<w:styles xmlns:mc="http://schemas.openxmlformats.org/markup-compatibility/2006" xmlns:r="http://schemas.openxmlformats.org/officeDocument/2006/relationships" xmlns:w="http://schemas.openxmlformats.org/wordprocessingml/2006/main" xmlns:w14="http://schemas.microsoft.com/office/word/2010/wordml" xmlns:w15="http://schemas.microsoft.com/office/word/2012/wordml" xmlns:w16cex="http://schemas.microsoft.com/office/word/2018/wordml/cex" xmlns:w16cid="http://schemas.microsoft.com/office/word/2016/wordml/cid" xmlns:w16="http://schemas.microsoft.com/office/word/2018/wordml" xmlns:w16du="http://schemas.microsoft.com/office/word/2023/wordml/word16du" xmlns:w16sdtdh="http://schemas.microsoft.com/office/word/2020/wordml/sdtdatahash" xmlns:w16sdtfl="http://schemas.microsoft.com/office/word/2024/wordml/sdtformatlock" xmlns:w16se="http://schemas.microsoft.com/office/word/2015/wordml/symex" mc:Ignorable="w14 w15 w16se w16cid w16 w16cex w16sdtdh w16sdtfl w16du">
   <w:docDefaults>
     <w:rPrDefault>
       <w:rPr>
